--- a/statutory_declaration.docx
+++ b/statutory_declaration.docx
@@ -4,7 +4,7 @@
   <w:body>
     <w:p>
       <w:pPr>
-        <w:pStyle w:val="159"/>
+        <w:pStyle w:val="846"/>
         <w:pBdr/>
         <w:spacing/>
         <w:ind/>
@@ -22,15 +22,11 @@
           <w:highlight w:val="none"/>
         </w:rPr>
       </w:r>
-      <w:r>
-        <w:rPr>
-          <w:highlight w:val="none"/>
-        </w:rPr>
-      </w:r>
+      <w:r/>
     </w:p>
     <w:p>
       <w:pPr>
-        <w:pStyle w:val="667"/>
+        <w:pStyle w:val="889"/>
         <w:pBdr/>
         <w:spacing/>
         <w:ind/>
@@ -56,7 +52,7 @@
     </w:p>
     <w:p>
       <w:pPr>
-        <w:pStyle w:val="667"/>
+        <w:pStyle w:val="889"/>
         <w:pBdr/>
         <w:spacing/>
         <w:ind/>
@@ -77,11 +73,15 @@
       <w:r>
         <w:t xml:space="preserve">, of Farmington Hills, Michigan, United States, make the following declaration in support of my Migration Skills Assessment application with the Australian Computer Society (ACS).</w:t>
       </w:r>
-      <w:r/>
+      <w:r>
+        <w:rPr>
+          <w:highlight w:val="none"/>
+        </w:rPr>
+      </w:r>
     </w:p>
     <w:p>
       <w:pPr>
-        <w:pStyle w:val="667"/>
+        <w:pStyle w:val="889"/>
         <w:pBdr/>
         <w:spacing/>
         <w:ind/>
@@ -92,7 +92,7 @@
     </w:p>
     <w:p>
       <w:pPr>
-        <w:pStyle w:val="667"/>
+        <w:pStyle w:val="889"/>
         <w:pBdr/>
         <w:spacing/>
         <w:ind/>
@@ -105,7 +105,7 @@
     </w:p>
     <w:p>
       <w:pPr>
-        <w:pStyle w:val="667"/>
+        <w:pStyle w:val="889"/>
         <w:pBdr/>
         <w:spacing/>
         <w:ind/>
@@ -116,7 +116,7 @@
     </w:p>
     <w:p>
       <w:pPr>
-        <w:pStyle w:val="667"/>
+        <w:pStyle w:val="889"/>
         <w:pBdr/>
         <w:spacing/>
         <w:ind/>
@@ -142,7 +142,7 @@
     </w:p>
     <w:p>
       <w:pPr>
-        <w:pStyle w:val="667"/>
+        <w:pStyle w:val="889"/>
         <w:pBdr/>
         <w:spacing/>
         <w:ind/>
@@ -158,6 +158,27 @@
           <w:highlight w:val="none"/>
         </w:rPr>
       </w:r>
+      <w:r/>
+    </w:p>
+    <w:p>
+      <w:pPr>
+        <w:pStyle w:val="889"/>
+        <w:pBdr/>
+        <w:spacing/>
+        <w:ind/>
+        <w:rPr>
+          <w:highlight w:val="none"/>
+        </w:rPr>
+      </w:pPr>
+      <w:r>
+        <w:t xml:space="preserve">Since </w:t>
+      </w:r>
+      <w:r>
+        <w:t xml:space="preserve">this employment occurred more than ten years ago, I no longer have access to additional payroll documents such as payslips, company payroll portals, archived bank statements, or internal company systems that may have contained historical payroll inf</w:t>
+      </w:r>
+      <w:r>
+        <w:t xml:space="preserve">ormation.</w:t>
+      </w:r>
       <w:r>
         <w:rPr>
           <w:highlight w:val="none"/>
@@ -166,38 +187,18 @@
     </w:p>
     <w:p>
       <w:pPr>
-        <w:pStyle w:val="667"/>
-        <w:pBdr/>
-        <w:spacing/>
-        <w:ind/>
-        <w:rPr>
-          <w:highlight w:val="none"/>
-        </w:rPr>
-      </w:pPr>
-      <w:r/>
-      <w:r>
-        <w:t xml:space="preserve">Because this employment occurred more than ten years ago, I no longer have access to additional payroll documents such as payslips, company payroll portals, archived bank statements, or internal company systems that may have contained historical payroll inf</w:t>
-      </w:r>
-      <w:r>
-        <w:t xml:space="preserve">ormation.</w:t>
-      </w:r>
+        <w:pStyle w:val="889"/>
+        <w:pBdr/>
+        <w:spacing/>
+        <w:ind/>
+        <w:rPr/>
+      </w:pPr>
       <w:r/>
       <w:r/>
     </w:p>
     <w:p>
       <w:pPr>
-        <w:pStyle w:val="667"/>
-        <w:pBdr/>
-        <w:spacing/>
-        <w:ind/>
-        <w:rPr/>
-      </w:pPr>
-      <w:r/>
-      <w:r/>
-    </w:p>
-    <w:p>
-      <w:pPr>
-        <w:pStyle w:val="667"/>
+        <w:pStyle w:val="889"/>
         <w:pBdr/>
         <w:spacing/>
         <w:ind/>
@@ -210,43 +211,47 @@
     </w:p>
     <w:p>
       <w:pPr>
-        <w:pStyle w:val="667"/>
+        <w:pStyle w:val="889"/>
         <w:pBdr/>
         <w:spacing/>
         <w:ind/>
         <w:rPr/>
       </w:pPr>
-      <w:r/>
-      <w:r/>
-    </w:p>
-    <w:p>
-      <w:pPr>
-        <w:pBdr/>
-        <w:spacing/>
-        <w:ind/>
-        <w:rPr/>
-        <w:sectPr>
-          <w:footnotePr/>
-          <w:endnotePr/>
-          <w:type w:val="nextPage"/>
-          <w:pgSz w:h="15840" w:orient="portrait" w:w="12240"/>
-          <w:pgMar w:top="1080" w:right="1080" w:bottom="1080" w:left="1080" w:header="709" w:footer="709" w:gutter="0"/>
-          <w:cols w:num="1" w:sep="0" w:space="720" w:equalWidth="1"/>
-        </w:sectPr>
-      </w:pPr>
-      <w:r/>
-    </w:p>
-    <w:p>
-      <w:pPr>
-        <w:pStyle w:val="667"/>
-        <w:pBdr/>
-        <w:spacing/>
-        <w:ind w:right="0" w:firstLine="0" w:left="-360"/>
+      <w:r>
         <w:rPr>
           <w:b/>
           <w:bCs/>
+          <w:highlight w:val="none"/>
         </w:rPr>
-      </w:pPr>
+      </w:r>
+      <w:r>
+        <w:rPr>
+          <w:b/>
+          <w:bCs/>
+          <w:highlight w:val="none"/>
+        </w:rPr>
+      </w:r>
+      <w:r>
+        <w:rPr>
+          <w:b/>
+          <w:bCs/>
+          <w:highlight w:val="none"/>
+        </w:rPr>
+      </w:r>
+    </w:p>
+    <w:p>
+      <w:pPr>
+        <w:pStyle w:val="889"/>
+        <w:pBdr/>
+        <w:spacing/>
+        <w:ind w:left="709"/>
+        <w:rPr>
+          <w:b/>
+          <w:bCs/>
+          <w:highlight w:val="none"/>
+        </w:rPr>
+      </w:pPr>
+      <w:r/>
       <w:r>
         <w:rPr>
           <w:b/>
@@ -254,19 +259,15 @@
         </w:rPr>
         <w:t xml:space="preserve">Head of Human Resources</w:t>
       </w:r>
-      <w:r>
-        <w:rPr>
-          <w:b/>
-          <w:bCs/>
-        </w:rPr>
-      </w:r>
+      <w:r/>
+      <w:r/>
     </w:p>
     <w:p>
       <w:pPr>
-        <w:pStyle w:val="667"/>
-        <w:pBdr/>
-        <w:spacing/>
-        <w:ind w:right="0" w:firstLine="0" w:left="-360"/>
+        <w:pStyle w:val="889"/>
+        <w:pBdr/>
+        <w:spacing/>
+        <w:ind w:right="0" w:firstLine="0" w:left="709"/>
         <w:rPr/>
       </w:pPr>
       <w:r>
@@ -276,10 +277,10 @@
     </w:p>
     <w:p>
       <w:pPr>
-        <w:pStyle w:val="667"/>
-        <w:pBdr/>
-        <w:spacing/>
-        <w:ind w:right="0" w:firstLine="0" w:left="-360"/>
+        <w:pStyle w:val="889"/>
+        <w:pBdr/>
+        <w:spacing/>
+        <w:ind w:right="0" w:firstLine="0" w:left="709"/>
         <w:rPr/>
       </w:pPr>
       <w:r>
@@ -289,33 +290,21 @@
     </w:p>
     <w:p>
       <w:pPr>
-        <w:pStyle w:val="667"/>
-        <w:pBdr/>
-        <w:spacing/>
-        <w:ind w:right="0" w:firstLine="0" w:left="-360"/>
+        <w:pStyle w:val="889"/>
+        <w:pBdr/>
+        <w:spacing/>
+        <w:ind w:right="0" w:firstLine="0" w:left="0"/>
         <w:rPr/>
       </w:pPr>
-      <w:r/>
       <w:r/>
       <w:r/>
     </w:p>
     <w:p>
       <w:pPr>
-        <w:pStyle w:val="667"/>
-        <w:pBdr/>
-        <w:spacing/>
-        <w:ind w:right="0" w:firstLine="0" w:left="-360"/>
-        <w:rPr/>
-      </w:pPr>
-      <w:r/>
-      <w:r/>
-    </w:p>
-    <w:p>
-      <w:pPr>
-        <w:pStyle w:val="667"/>
-        <w:pBdr/>
-        <w:spacing/>
-        <w:ind w:right="0" w:firstLine="0" w:left="-360"/>
+        <w:pStyle w:val="889"/>
+        <w:pBdr/>
+        <w:spacing/>
+        <w:ind w:right="0" w:firstLine="0" w:left="709"/>
         <w:rPr>
           <w:b/>
           <w:bCs/>
@@ -344,13 +333,19 @@
           <w:bCs/>
         </w:rPr>
       </w:r>
+      <w:r>
+        <w:rPr>
+          <w:b/>
+          <w:bCs/>
+        </w:rPr>
+      </w:r>
     </w:p>
     <w:p>
       <w:pPr>
-        <w:pStyle w:val="667"/>
-        <w:pBdr/>
-        <w:spacing/>
-        <w:ind w:right="0" w:firstLine="0" w:left="-360"/>
+        <w:pStyle w:val="889"/>
+        <w:pBdr/>
+        <w:spacing/>
+        <w:ind w:right="0" w:firstLine="0" w:left="709"/>
         <w:rPr/>
       </w:pPr>
       <w:r>
@@ -360,10 +355,10 @@
     </w:p>
     <w:p>
       <w:pPr>
-        <w:pStyle w:val="667"/>
-        <w:pBdr/>
-        <w:spacing/>
-        <w:ind w:right="0" w:firstLine="0" w:left="-360"/>
+        <w:pStyle w:val="889"/>
+        <w:pBdr/>
+        <w:spacing/>
+        <w:ind w:right="0" w:firstLine="0" w:left="709"/>
         <w:rPr/>
       </w:pPr>
       <w:r>
@@ -373,18 +368,18 @@
     </w:p>
     <w:p>
       <w:pPr>
-        <w:pStyle w:val="667"/>
-        <w:pBdr/>
-        <w:spacing/>
-        <w:ind w:right="0" w:firstLine="0" w:left="-360"/>
+        <w:pStyle w:val="889"/>
+        <w:pBdr/>
+        <w:spacing/>
+        <w:ind w:right="0" w:firstLine="0" w:left="709"/>
         <w:rPr/>
         <w:sectPr>
           <w:footnotePr/>
           <w:endnotePr/>
           <w:type w:val="continuous"/>
           <w:pgSz w:h="15840" w:orient="portrait" w:w="12240"/>
-          <w:pgMar w:top="1440" w:right="1170" w:bottom="1440" w:left="1440" w:header="709" w:footer="709" w:gutter="0"/>
-          <w:cols w:num="2" w:sep="0" w:space="709" w:equalWidth="1"/>
+          <w:pgMar w:top="1080" w:right="1080" w:bottom="1080" w:left="1080" w:header="709" w:footer="709" w:gutter="0"/>
+          <w:cols w:num="1" w:sep="0" w:space="709" w:equalWidth="1"/>
         </w:sectPr>
       </w:pPr>
       <w:r>
@@ -394,7 +389,7 @@
     </w:p>
     <w:p>
       <w:pPr>
-        <w:pStyle w:val="667"/>
+        <w:pStyle w:val="889"/>
         <w:pBdr/>
         <w:spacing/>
         <w:ind/>
@@ -405,7 +400,7 @@
     </w:p>
     <w:p>
       <w:pPr>
-        <w:pStyle w:val="667"/>
+        <w:pStyle w:val="889"/>
         <w:pBdr/>
         <w:spacing/>
         <w:ind w:right="-270" w:firstLine="0" w:left="-360"/>
@@ -418,7 +413,7 @@
     </w:p>
     <w:p>
       <w:pPr>
-        <w:pStyle w:val="667"/>
+        <w:pStyle w:val="889"/>
         <w:pBdr/>
         <w:spacing/>
         <w:ind w:right="-270" w:firstLine="0" w:left="-360"/>
@@ -429,14 +424,17 @@
     </w:p>
     <w:p>
       <w:pPr>
-        <w:pStyle w:val="667"/>
+        <w:pStyle w:val="889"/>
         <w:pBdr/>
         <w:spacing/>
         <w:ind w:right="-270" w:firstLine="0" w:left="-360"/>
         <w:rPr/>
       </w:pPr>
       <w:r>
-        <w:t xml:space="preserve">I also investigated obtaining wage documentation through U.S. government sources, including IRS Wage and Income Transcripts and Social Security Administration (SSA) earnings records. However, these processes may require manual retrieval and extended process</w:t>
+        <w:t xml:space="preserve">I</w:t>
+      </w:r>
+      <w:r>
+        <w:t xml:space="preserve"> also investigated obtaining wage documentation through U.S. government sources, including IRS Wage and Income Transcripts and Social Security Administration (SSA) earnings records. However, these processes may require manual retrieval and extended process</w:t>
       </w:r>
       <w:r>
         <w:t xml:space="preserve">ing time for older records. Because my ACS application requires timely submission, I am proceeding with the official W-2 documents currently available together with this declaration.</w:t>
@@ -445,7 +443,7 @@
     </w:p>
     <w:p>
       <w:pPr>
-        <w:pStyle w:val="667"/>
+        <w:pStyle w:val="889"/>
         <w:pBdr/>
         <w:spacing/>
         <w:ind w:right="-270" w:firstLine="0" w:left="-360"/>
@@ -456,7 +454,7 @@
     </w:p>
     <w:p>
       <w:pPr>
-        <w:pStyle w:val="667"/>
+        <w:pStyle w:val="889"/>
         <w:pBdr/>
         <w:spacing/>
         <w:ind w:right="-270" w:firstLine="0" w:left="-360"/>
@@ -469,7 +467,7 @@
     </w:p>
     <w:p>
       <w:pPr>
-        <w:pStyle w:val="667"/>
+        <w:pStyle w:val="889"/>
         <w:pBdr/>
         <w:spacing/>
         <w:ind w:right="-270" w:firstLine="0" w:left="-360"/>
@@ -480,7 +478,7 @@
     </w:p>
     <w:p>
       <w:pPr>
-        <w:pStyle w:val="667"/>
+        <w:pStyle w:val="889"/>
         <w:pBdr/>
         <w:spacing/>
         <w:ind w:right="-270" w:firstLine="0" w:left="-360"/>
@@ -491,25 +489,26 @@
       <w:r>
         <w:t xml:space="preserve">I confirm that the information in this statement is true and correct to the best of my knowledge.</w:t>
       </w:r>
-      <w:r/>
+      <w:r>
+        <w:rPr>
+          <w:highlight w:val="none"/>
+        </w:rPr>
+      </w:r>
+    </w:p>
+    <w:p>
+      <w:pPr>
+        <w:pStyle w:val="889"/>
+        <w:pBdr/>
+        <w:spacing/>
+        <w:ind/>
+        <w:rPr/>
+      </w:pPr>
       <w:r/>
       <w:r/>
     </w:p>
     <w:p>
       <w:pPr>
-        <w:pStyle w:val="667"/>
-        <w:pBdr/>
-        <w:spacing/>
-        <w:ind/>
-        <w:rPr/>
-      </w:pPr>
-      <w:r/>
-      <w:r/>
-      <w:r/>
-    </w:p>
-    <w:p>
-      <w:pPr>
-        <w:pStyle w:val="667"/>
+        <w:pStyle w:val="889"/>
         <w:pBdr/>
         <w:spacing/>
         <w:ind/>
@@ -535,7 +534,7 @@
     </w:p>
     <w:p>
       <w:pPr>
-        <w:pStyle w:val="667"/>
+        <w:pStyle w:val="889"/>
         <w:pBdr/>
         <w:spacing/>
         <w:ind/>
@@ -561,7 +560,7 @@
     </w:p>
     <w:p>
       <w:pPr>
-        <w:pStyle w:val="667"/>
+        <w:pStyle w:val="889"/>
         <w:pBdr/>
         <w:spacing/>
         <w:ind w:right="0" w:firstLine="0" w:left="-360"/>
@@ -587,28 +586,7 @@
     </w:p>
     <w:p>
       <w:pPr>
-        <w:pStyle w:val="667"/>
-        <w:pBdr/>
-        <w:spacing/>
-        <w:ind/>
-        <w:rPr>
-          <w:highlight w:val="none"/>
-        </w:rPr>
-      </w:pPr>
-      <w:r>
-        <w:rPr>
-          <w:highlight w:val="none"/>
-        </w:rPr>
-      </w:r>
-      <w:r>
-        <w:rPr>
-          <w:highlight w:val="none"/>
-        </w:rPr>
-      </w:r>
-    </w:p>
-    <w:p>
-      <w:pPr>
-        <w:pStyle w:val="667"/>
+        <w:pStyle w:val="889"/>
         <w:pBdr/>
         <w:spacing/>
         <w:ind/>
@@ -634,7 +612,33 @@
     </w:p>
     <w:p>
       <w:pPr>
-        <w:pStyle w:val="667"/>
+        <w:pStyle w:val="889"/>
+        <w:pBdr/>
+        <w:spacing/>
+        <w:ind/>
+        <w:rPr>
+          <w:highlight w:val="none"/>
+        </w:rPr>
+      </w:pPr>
+      <w:r>
+        <w:rPr>
+          <w:highlight w:val="none"/>
+        </w:rPr>
+      </w:r>
+      <w:r>
+        <w:rPr>
+          <w:highlight w:val="none"/>
+        </w:rPr>
+      </w:r>
+      <w:r>
+        <w:rPr>
+          <w:highlight w:val="none"/>
+        </w:rPr>
+      </w:r>
+    </w:p>
+    <w:p>
+      <w:pPr>
+        <w:pStyle w:val="889"/>
         <w:pBdr/>
         <w:spacing/>
         <w:ind w:right="0" w:firstLine="0" w:left="-360"/>
@@ -648,11 +652,15 @@
         </w:rPr>
         <w:t xml:space="preserve">Melvin Malabanan</w:t>
       </w:r>
-      <w:r/>
+      <w:r>
+        <w:rPr>
+          <w:highlight w:val="none"/>
+        </w:rPr>
+      </w:r>
     </w:p>
     <w:p>
       <w:pPr>
-        <w:pStyle w:val="667"/>
+        <w:pStyle w:val="889"/>
         <w:pBdr/>
         <w:spacing/>
         <w:ind w:right="0" w:firstLine="0" w:left="-360"/>
@@ -666,11 +674,15 @@
         </w:rPr>
         <w:t xml:space="preserve">Date: 12 March 2026</w:t>
       </w:r>
-      <w:r/>
+      <w:r>
+        <w:rPr>
+          <w:highlight w:val="none"/>
+        </w:rPr>
+      </w:r>
     </w:p>
     <w:p>
       <w:pPr>
-        <w:pStyle w:val="667"/>
+        <w:pStyle w:val="889"/>
         <w:pBdr/>
         <w:spacing/>
         <w:ind w:right="0" w:firstLine="0" w:left="-360"/>
@@ -689,6 +701,11 @@
           <w:highlight w:val="none"/>
         </w:rPr>
         <w:t xml:space="preserve">United States</w:t>
+      </w:r>
+      <w:r>
+        <w:rPr>
+          <w:highlight w:val="none"/>
+        </w:rPr>
       </w:r>
       <w:r>
         <w:rPr>
@@ -718,7 +735,6 @@
         <w:ind/>
         <w:rPr/>
       </w:pPr>
-      <w:r/>
       <w:r>
         <w:separator/>
       </w:r>
@@ -733,7 +749,6 @@
         <w:ind/>
         <w:rPr/>
       </w:pPr>
-      <w:r/>
       <w:r>
         <w:continuationSeparator/>
       </w:r>
@@ -753,7 +768,6 @@
         <w:ind/>
         <w:rPr/>
       </w:pPr>
-      <w:r/>
       <w:r>
         <w:separator/>
       </w:r>
@@ -768,7 +782,6 @@
         <w:ind/>
         <w:rPr/>
       </w:pPr>
-      <w:r/>
       <w:r>
         <w:continuationSeparator/>
       </w:r>
@@ -936,9 +949,9 @@
     <w:lsdException w:name="Bibliography" w:uiPriority="37"/>
     <w:lsdException w:name="TOC Heading" w:uiPriority="39" w:qFormat="1"/>
   </w:latentStyles>
-  <w:style w:type="table" w:styleId="12">
+  <w:style w:type="table" w:styleId="701">
     <w:name w:val="Table Grid"/>
-    <w:basedOn w:val="665"/>
+    <w:basedOn w:val="887"/>
     <w:uiPriority w:val="59"/>
     <w:pPr>
       <w:pBdr/>
@@ -1135,9 +1148,9 @@
       </w:tcPr>
     </w:tblStylePr>
   </w:style>
-  <w:style w:type="table" w:styleId="13">
+  <w:style w:type="table" w:styleId="702">
     <w:name w:val="Table Grid Light"/>
-    <w:basedOn w:val="665"/>
+    <w:basedOn w:val="887"/>
     <w:uiPriority w:val="59"/>
     <w:pPr>
       <w:pBdr/>
@@ -1334,9 +1347,9 @@
       </w:tcPr>
     </w:tblStylePr>
   </w:style>
-  <w:style w:type="table" w:styleId="14">
+  <w:style w:type="table" w:styleId="703">
     <w:name w:val="Plain Table 1"/>
-    <w:basedOn w:val="665"/>
+    <w:basedOn w:val="887"/>
     <w:uiPriority w:val="59"/>
     <w:pPr>
       <w:pBdr/>
@@ -1559,9 +1572,9 @@
       </w:tcPr>
     </w:tblStylePr>
   </w:style>
-  <w:style w:type="table" w:styleId="15">
+  <w:style w:type="table" w:styleId="704">
     <w:name w:val="Plain Table 2"/>
-    <w:basedOn w:val="665"/>
+    <w:basedOn w:val="887"/>
     <w:uiPriority w:val="59"/>
     <w:pPr>
       <w:pBdr/>
@@ -1792,9 +1805,9 @@
       </w:tcPr>
     </w:tblStylePr>
   </w:style>
-  <w:style w:type="table" w:styleId="16">
+  <w:style w:type="table" w:styleId="705">
     <w:name w:val="Plain Table 3"/>
-    <w:basedOn w:val="665"/>
+    <w:basedOn w:val="887"/>
     <w:uiPriority w:val="99"/>
     <w:pPr>
       <w:pBdr/>
@@ -2022,9 +2035,9 @@
       </w:tcPr>
     </w:tblStylePr>
   </w:style>
-  <w:style w:type="table" w:styleId="17">
+  <w:style w:type="table" w:styleId="706">
     <w:name w:val="Plain Table 4"/>
-    <w:basedOn w:val="665"/>
+    <w:basedOn w:val="887"/>
     <w:uiPriority w:val="99"/>
     <w:pPr>
       <w:pBdr/>
@@ -2238,9 +2251,9 @@
       </w:tcPr>
     </w:tblStylePr>
   </w:style>
-  <w:style w:type="table" w:styleId="18">
+  <w:style w:type="table" w:styleId="707">
     <w:name w:val="Plain Table 5"/>
-    <w:basedOn w:val="665"/>
+    <w:basedOn w:val="887"/>
     <w:uiPriority w:val="99"/>
     <w:pPr>
       <w:pBdr/>
@@ -2471,9 +2484,9 @@
       </w:tcPr>
     </w:tblStylePr>
   </w:style>
-  <w:style w:type="table" w:styleId="19">
+  <w:style w:type="table" w:styleId="708">
     <w:name w:val="Grid Table 1 Light"/>
-    <w:basedOn w:val="665"/>
+    <w:basedOn w:val="887"/>
     <w:uiPriority w:val="99"/>
     <w:pPr>
       <w:pBdr/>
@@ -2694,9 +2707,9 @@
       </w:tcPr>
     </w:tblStylePr>
   </w:style>
-  <w:style w:type="table" w:styleId="20">
+  <w:style w:type="table" w:styleId="709">
     <w:name w:val="Grid Table 1 Light - Accent 1"/>
-    <w:basedOn w:val="665"/>
+    <w:basedOn w:val="887"/>
     <w:uiPriority w:val="99"/>
     <w:pPr>
       <w:pBdr/>
@@ -2917,9 +2930,9 @@
       </w:tcPr>
     </w:tblStylePr>
   </w:style>
-  <w:style w:type="table" w:styleId="21">
+  <w:style w:type="table" w:styleId="710">
     <w:name w:val="Grid Table 1 Light - Accent 2"/>
-    <w:basedOn w:val="665"/>
+    <w:basedOn w:val="887"/>
     <w:uiPriority w:val="99"/>
     <w:pPr>
       <w:pBdr/>
@@ -3140,9 +3153,9 @@
       </w:tcPr>
     </w:tblStylePr>
   </w:style>
-  <w:style w:type="table" w:styleId="22">
+  <w:style w:type="table" w:styleId="711">
     <w:name w:val="Grid Table 1 Light - Accent 3"/>
-    <w:basedOn w:val="665"/>
+    <w:basedOn w:val="887"/>
     <w:uiPriority w:val="99"/>
     <w:pPr>
       <w:pBdr/>
@@ -3363,9 +3376,9 @@
       </w:tcPr>
     </w:tblStylePr>
   </w:style>
-  <w:style w:type="table" w:styleId="23">
+  <w:style w:type="table" w:styleId="712">
     <w:name w:val="Grid Table 1 Light - Accent 4"/>
-    <w:basedOn w:val="665"/>
+    <w:basedOn w:val="887"/>
     <w:uiPriority w:val="99"/>
     <w:pPr>
       <w:pBdr/>
@@ -3586,9 +3599,9 @@
       </w:tcPr>
     </w:tblStylePr>
   </w:style>
-  <w:style w:type="table" w:styleId="24">
+  <w:style w:type="table" w:styleId="713">
     <w:name w:val="Grid Table 1 Light - Accent 5"/>
-    <w:basedOn w:val="665"/>
+    <w:basedOn w:val="887"/>
     <w:uiPriority w:val="99"/>
     <w:pPr>
       <w:pBdr/>
@@ -3809,9 +3822,9 @@
       </w:tcPr>
     </w:tblStylePr>
   </w:style>
-  <w:style w:type="table" w:styleId="25">
+  <w:style w:type="table" w:styleId="714">
     <w:name w:val="Grid Table 1 Light - Accent 6"/>
-    <w:basedOn w:val="665"/>
+    <w:basedOn w:val="887"/>
     <w:uiPriority w:val="99"/>
     <w:pPr>
       <w:pBdr/>
@@ -4032,9 +4045,9 @@
       </w:tcPr>
     </w:tblStylePr>
   </w:style>
-  <w:style w:type="table" w:styleId="26">
+  <w:style w:type="table" w:styleId="715">
     <w:name w:val="Grid Table 2"/>
-    <w:basedOn w:val="665"/>
+    <w:basedOn w:val="887"/>
     <w:uiPriority w:val="99"/>
     <w:pPr>
       <w:pBdr/>
@@ -4264,9 +4277,9 @@
       </w:tcPr>
     </w:tblStylePr>
   </w:style>
-  <w:style w:type="table" w:styleId="27">
+  <w:style w:type="table" w:styleId="716">
     <w:name w:val="Grid Table 2 - Accent 1"/>
-    <w:basedOn w:val="665"/>
+    <w:basedOn w:val="887"/>
     <w:uiPriority w:val="99"/>
     <w:pPr>
       <w:pBdr/>
@@ -4496,9 +4509,9 @@
       </w:tcPr>
     </w:tblStylePr>
   </w:style>
-  <w:style w:type="table" w:styleId="28">
+  <w:style w:type="table" w:styleId="717">
     <w:name w:val="Grid Table 2 - Accent 2"/>
-    <w:basedOn w:val="665"/>
+    <w:basedOn w:val="887"/>
     <w:uiPriority w:val="99"/>
     <w:pPr>
       <w:pBdr/>
@@ -4728,9 +4741,9 @@
       </w:tcPr>
     </w:tblStylePr>
   </w:style>
-  <w:style w:type="table" w:styleId="29">
+  <w:style w:type="table" w:styleId="718">
     <w:name w:val="Grid Table 2 - Accent 3"/>
-    <w:basedOn w:val="665"/>
+    <w:basedOn w:val="887"/>
     <w:uiPriority w:val="99"/>
     <w:pPr>
       <w:pBdr/>
@@ -4960,9 +4973,9 @@
       </w:tcPr>
     </w:tblStylePr>
   </w:style>
-  <w:style w:type="table" w:styleId="30">
+  <w:style w:type="table" w:styleId="719">
     <w:name w:val="Grid Table 2 - Accent 4"/>
-    <w:basedOn w:val="665"/>
+    <w:basedOn w:val="887"/>
     <w:uiPriority w:val="99"/>
     <w:pPr>
       <w:pBdr/>
@@ -5192,9 +5205,9 @@
       </w:tcPr>
     </w:tblStylePr>
   </w:style>
-  <w:style w:type="table" w:styleId="31">
+  <w:style w:type="table" w:styleId="720">
     <w:name w:val="Grid Table 2 - Accent 5"/>
-    <w:basedOn w:val="665"/>
+    <w:basedOn w:val="887"/>
     <w:uiPriority w:val="99"/>
     <w:pPr>
       <w:pBdr/>
@@ -5424,9 +5437,9 @@
       </w:tcPr>
     </w:tblStylePr>
   </w:style>
-  <w:style w:type="table" w:styleId="32">
+  <w:style w:type="table" w:styleId="721">
     <w:name w:val="Grid Table 2 - Accent 6"/>
-    <w:basedOn w:val="665"/>
+    <w:basedOn w:val="887"/>
     <w:uiPriority w:val="99"/>
     <w:pPr>
       <w:pBdr/>
@@ -5656,9 +5669,9 @@
       </w:tcPr>
     </w:tblStylePr>
   </w:style>
-  <w:style w:type="table" w:styleId="33">
+  <w:style w:type="table" w:styleId="722">
     <w:name w:val="Grid Table 3"/>
-    <w:basedOn w:val="665"/>
+    <w:basedOn w:val="887"/>
     <w:uiPriority w:val="99"/>
     <w:pPr>
       <w:pBdr/>
@@ -5757,29 +5770,6 @@
         <w:tblBorders/>
       </w:tblPr>
       <w:tcPr>
-        <w:shd w:color="ffffff"/>
-        <w:tcBorders>
-          <w:top w:val="none" w:color="000000" w:sz="4" w:space="0"/>
-          <w:left w:val="none" w:color="000000" w:sz="4" w:space="0"/>
-          <w:bottom w:val="none" w:color="000000" w:sz="4" w:space="0"/>
-          <w:right w:val="none" w:color="000000" w:sz="4" w:space="0"/>
-        </w:tcBorders>
-      </w:tcPr>
-    </w:tblStylePr>
-    <w:tblStylePr w:type="firstRow">
-      <w:rPr>
-        <w:b/>
-        <w:color w:val="404040"/>
-      </w:rPr>
-      <w:pPr>
-        <w:pBdr/>
-        <w:spacing/>
-        <w:ind/>
-      </w:pPr>
-      <w:tblPr>
-        <w:tblBorders/>
-      </w:tblPr>
-      <w:tcPr>
         <w:shd w:val="clear" w:color="ffffff"/>
         <w:tcBorders>
           <w:top w:val="none" w:color="000000" w:sz="4" w:space="0"/>
@@ -5789,30 +5779,7 @@
         </w:tcBorders>
       </w:tcPr>
     </w:tblStylePr>
-    <w:tblStylePr w:type="lastCol">
-      <w:rPr>
-        <w:i/>
-        <w:color w:val="404040"/>
-      </w:rPr>
-      <w:pPr>
-        <w:pBdr/>
-        <w:spacing/>
-        <w:ind/>
-      </w:pPr>
-      <w:tblPr>
-        <w:tblBorders/>
-      </w:tblPr>
-      <w:tcPr>
-        <w:shd w:color="ffffff"/>
-        <w:tcBorders>
-          <w:top w:val="none" w:color="000000" w:sz="4" w:space="0"/>
-          <w:left w:val="none" w:color="000000" w:sz="4" w:space="0"/>
-          <w:bottom w:val="none" w:color="000000" w:sz="4" w:space="0"/>
-          <w:right w:val="none" w:color="000000" w:sz="4" w:space="0"/>
-        </w:tcBorders>
-      </w:tcPr>
-    </w:tblStylePr>
-    <w:tblStylePr w:type="lastRow">
+    <w:tblStylePr w:type="firstRow">
       <w:rPr>
         <w:b/>
         <w:color w:val="404040"/>
@@ -5835,6 +5802,52 @@
         </w:tcBorders>
       </w:tcPr>
     </w:tblStylePr>
+    <w:tblStylePr w:type="lastCol">
+      <w:rPr>
+        <w:i/>
+        <w:color w:val="404040"/>
+      </w:rPr>
+      <w:pPr>
+        <w:pBdr/>
+        <w:spacing/>
+        <w:ind/>
+      </w:pPr>
+      <w:tblPr>
+        <w:tblBorders/>
+      </w:tblPr>
+      <w:tcPr>
+        <w:shd w:val="clear" w:color="ffffff"/>
+        <w:tcBorders>
+          <w:top w:val="none" w:color="000000" w:sz="4" w:space="0"/>
+          <w:left w:val="none" w:color="000000" w:sz="4" w:space="0"/>
+          <w:bottom w:val="none" w:color="000000" w:sz="4" w:space="0"/>
+          <w:right w:val="none" w:color="000000" w:sz="4" w:space="0"/>
+        </w:tcBorders>
+      </w:tcPr>
+    </w:tblStylePr>
+    <w:tblStylePr w:type="lastRow">
+      <w:rPr>
+        <w:b/>
+        <w:color w:val="404040"/>
+      </w:rPr>
+      <w:pPr>
+        <w:pBdr/>
+        <w:spacing/>
+        <w:ind/>
+      </w:pPr>
+      <w:tblPr>
+        <w:tblBorders/>
+      </w:tblPr>
+      <w:tcPr>
+        <w:shd w:val="clear" w:color="ffffff"/>
+        <w:tcBorders>
+          <w:top w:val="none" w:color="000000" w:sz="4" w:space="0"/>
+          <w:left w:val="none" w:color="000000" w:sz="4" w:space="0"/>
+          <w:bottom w:val="none" w:color="000000" w:sz="4" w:space="0"/>
+          <w:right w:val="none" w:color="000000" w:sz="4" w:space="0"/>
+        </w:tcBorders>
+      </w:tcPr>
+    </w:tblStylePr>
     <w:tblStylePr w:type="nwCell">
       <w:pPr>
         <w:pBdr/>
@@ -5901,9 +5914,9 @@
       </w:tcPr>
     </w:tblStylePr>
   </w:style>
-  <w:style w:type="table" w:styleId="34">
+  <w:style w:type="table" w:styleId="723">
     <w:name w:val="Grid Table 3 - Accent 1"/>
-    <w:basedOn w:val="665"/>
+    <w:basedOn w:val="887"/>
     <w:uiPriority w:val="99"/>
     <w:pPr>
       <w:pBdr/>
@@ -6002,29 +6015,6 @@
         <w:tblBorders/>
       </w:tblPr>
       <w:tcPr>
-        <w:shd w:color="ffffff"/>
-        <w:tcBorders>
-          <w:top w:val="none" w:color="000000" w:sz="4" w:space="0"/>
-          <w:left w:val="none" w:color="000000" w:sz="4" w:space="0"/>
-          <w:bottom w:val="none" w:color="000000" w:sz="4" w:space="0"/>
-          <w:right w:val="none" w:color="000000" w:sz="4" w:space="0"/>
-        </w:tcBorders>
-      </w:tcPr>
-    </w:tblStylePr>
-    <w:tblStylePr w:type="firstRow">
-      <w:rPr>
-        <w:b/>
-        <w:color w:val="404040"/>
-      </w:rPr>
-      <w:pPr>
-        <w:pBdr/>
-        <w:spacing/>
-        <w:ind/>
-      </w:pPr>
-      <w:tblPr>
-        <w:tblBorders/>
-      </w:tblPr>
-      <w:tcPr>
         <w:shd w:val="clear" w:color="ffffff"/>
         <w:tcBorders>
           <w:top w:val="none" w:color="000000" w:sz="4" w:space="0"/>
@@ -6034,30 +6024,7 @@
         </w:tcBorders>
       </w:tcPr>
     </w:tblStylePr>
-    <w:tblStylePr w:type="lastCol">
-      <w:rPr>
-        <w:i/>
-        <w:color w:val="404040"/>
-      </w:rPr>
-      <w:pPr>
-        <w:pBdr/>
-        <w:spacing/>
-        <w:ind/>
-      </w:pPr>
-      <w:tblPr>
-        <w:tblBorders/>
-      </w:tblPr>
-      <w:tcPr>
-        <w:shd w:color="ffffff"/>
-        <w:tcBorders>
-          <w:top w:val="none" w:color="000000" w:sz="4" w:space="0"/>
-          <w:left w:val="none" w:color="000000" w:sz="4" w:space="0"/>
-          <w:bottom w:val="none" w:color="000000" w:sz="4" w:space="0"/>
-          <w:right w:val="none" w:color="000000" w:sz="4" w:space="0"/>
-        </w:tcBorders>
-      </w:tcPr>
-    </w:tblStylePr>
-    <w:tblStylePr w:type="lastRow">
+    <w:tblStylePr w:type="firstRow">
       <w:rPr>
         <w:b/>
         <w:color w:val="404040"/>
@@ -6080,6 +6047,52 @@
         </w:tcBorders>
       </w:tcPr>
     </w:tblStylePr>
+    <w:tblStylePr w:type="lastCol">
+      <w:rPr>
+        <w:i/>
+        <w:color w:val="404040"/>
+      </w:rPr>
+      <w:pPr>
+        <w:pBdr/>
+        <w:spacing/>
+        <w:ind/>
+      </w:pPr>
+      <w:tblPr>
+        <w:tblBorders/>
+      </w:tblPr>
+      <w:tcPr>
+        <w:shd w:val="clear" w:color="ffffff"/>
+        <w:tcBorders>
+          <w:top w:val="none" w:color="000000" w:sz="4" w:space="0"/>
+          <w:left w:val="none" w:color="000000" w:sz="4" w:space="0"/>
+          <w:bottom w:val="none" w:color="000000" w:sz="4" w:space="0"/>
+          <w:right w:val="none" w:color="000000" w:sz="4" w:space="0"/>
+        </w:tcBorders>
+      </w:tcPr>
+    </w:tblStylePr>
+    <w:tblStylePr w:type="lastRow">
+      <w:rPr>
+        <w:b/>
+        <w:color w:val="404040"/>
+      </w:rPr>
+      <w:pPr>
+        <w:pBdr/>
+        <w:spacing/>
+        <w:ind/>
+      </w:pPr>
+      <w:tblPr>
+        <w:tblBorders/>
+      </w:tblPr>
+      <w:tcPr>
+        <w:shd w:val="clear" w:color="ffffff"/>
+        <w:tcBorders>
+          <w:top w:val="none" w:color="000000" w:sz="4" w:space="0"/>
+          <w:left w:val="none" w:color="000000" w:sz="4" w:space="0"/>
+          <w:bottom w:val="none" w:color="000000" w:sz="4" w:space="0"/>
+          <w:right w:val="none" w:color="000000" w:sz="4" w:space="0"/>
+        </w:tcBorders>
+      </w:tcPr>
+    </w:tblStylePr>
     <w:tblStylePr w:type="nwCell">
       <w:pPr>
         <w:pBdr/>
@@ -6146,9 +6159,9 @@
       </w:tcPr>
     </w:tblStylePr>
   </w:style>
-  <w:style w:type="table" w:styleId="35">
+  <w:style w:type="table" w:styleId="724">
     <w:name w:val="Grid Table 3 - Accent 2"/>
-    <w:basedOn w:val="665"/>
+    <w:basedOn w:val="887"/>
     <w:uiPriority w:val="99"/>
     <w:pPr>
       <w:pBdr/>
@@ -6247,29 +6260,6 @@
         <w:tblBorders/>
       </w:tblPr>
       <w:tcPr>
-        <w:shd w:color="ffffff"/>
-        <w:tcBorders>
-          <w:top w:val="none" w:color="000000" w:sz="4" w:space="0"/>
-          <w:left w:val="none" w:color="000000" w:sz="4" w:space="0"/>
-          <w:bottom w:val="none" w:color="000000" w:sz="4" w:space="0"/>
-          <w:right w:val="none" w:color="000000" w:sz="4" w:space="0"/>
-        </w:tcBorders>
-      </w:tcPr>
-    </w:tblStylePr>
-    <w:tblStylePr w:type="firstRow">
-      <w:rPr>
-        <w:b/>
-        <w:color w:val="404040"/>
-      </w:rPr>
-      <w:pPr>
-        <w:pBdr/>
-        <w:spacing/>
-        <w:ind/>
-      </w:pPr>
-      <w:tblPr>
-        <w:tblBorders/>
-      </w:tblPr>
-      <w:tcPr>
         <w:shd w:val="clear" w:color="ffffff"/>
         <w:tcBorders>
           <w:top w:val="none" w:color="000000" w:sz="4" w:space="0"/>
@@ -6279,30 +6269,7 @@
         </w:tcBorders>
       </w:tcPr>
     </w:tblStylePr>
-    <w:tblStylePr w:type="lastCol">
-      <w:rPr>
-        <w:i/>
-        <w:color w:val="404040"/>
-      </w:rPr>
-      <w:pPr>
-        <w:pBdr/>
-        <w:spacing/>
-        <w:ind/>
-      </w:pPr>
-      <w:tblPr>
-        <w:tblBorders/>
-      </w:tblPr>
-      <w:tcPr>
-        <w:shd w:color="ffffff"/>
-        <w:tcBorders>
-          <w:top w:val="none" w:color="000000" w:sz="4" w:space="0"/>
-          <w:left w:val="none" w:color="000000" w:sz="4" w:space="0"/>
-          <w:bottom w:val="none" w:color="000000" w:sz="4" w:space="0"/>
-          <w:right w:val="none" w:color="000000" w:sz="4" w:space="0"/>
-        </w:tcBorders>
-      </w:tcPr>
-    </w:tblStylePr>
-    <w:tblStylePr w:type="lastRow">
+    <w:tblStylePr w:type="firstRow">
       <w:rPr>
         <w:b/>
         <w:color w:val="404040"/>
@@ -6325,6 +6292,52 @@
         </w:tcBorders>
       </w:tcPr>
     </w:tblStylePr>
+    <w:tblStylePr w:type="lastCol">
+      <w:rPr>
+        <w:i/>
+        <w:color w:val="404040"/>
+      </w:rPr>
+      <w:pPr>
+        <w:pBdr/>
+        <w:spacing/>
+        <w:ind/>
+      </w:pPr>
+      <w:tblPr>
+        <w:tblBorders/>
+      </w:tblPr>
+      <w:tcPr>
+        <w:shd w:val="clear" w:color="ffffff"/>
+        <w:tcBorders>
+          <w:top w:val="none" w:color="000000" w:sz="4" w:space="0"/>
+          <w:left w:val="none" w:color="000000" w:sz="4" w:space="0"/>
+          <w:bottom w:val="none" w:color="000000" w:sz="4" w:space="0"/>
+          <w:right w:val="none" w:color="000000" w:sz="4" w:space="0"/>
+        </w:tcBorders>
+      </w:tcPr>
+    </w:tblStylePr>
+    <w:tblStylePr w:type="lastRow">
+      <w:rPr>
+        <w:b/>
+        <w:color w:val="404040"/>
+      </w:rPr>
+      <w:pPr>
+        <w:pBdr/>
+        <w:spacing/>
+        <w:ind/>
+      </w:pPr>
+      <w:tblPr>
+        <w:tblBorders/>
+      </w:tblPr>
+      <w:tcPr>
+        <w:shd w:val="clear" w:color="ffffff"/>
+        <w:tcBorders>
+          <w:top w:val="none" w:color="000000" w:sz="4" w:space="0"/>
+          <w:left w:val="none" w:color="000000" w:sz="4" w:space="0"/>
+          <w:bottom w:val="none" w:color="000000" w:sz="4" w:space="0"/>
+          <w:right w:val="none" w:color="000000" w:sz="4" w:space="0"/>
+        </w:tcBorders>
+      </w:tcPr>
+    </w:tblStylePr>
     <w:tblStylePr w:type="nwCell">
       <w:pPr>
         <w:pBdr/>
@@ -6391,9 +6404,9 @@
       </w:tcPr>
     </w:tblStylePr>
   </w:style>
-  <w:style w:type="table" w:styleId="36">
+  <w:style w:type="table" w:styleId="725">
     <w:name w:val="Grid Table 3 - Accent 3"/>
-    <w:basedOn w:val="665"/>
+    <w:basedOn w:val="887"/>
     <w:uiPriority w:val="99"/>
     <w:pPr>
       <w:pBdr/>
@@ -6492,29 +6505,6 @@
         <w:tblBorders/>
       </w:tblPr>
       <w:tcPr>
-        <w:shd w:color="ffffff"/>
-        <w:tcBorders>
-          <w:top w:val="none" w:color="000000" w:sz="4" w:space="0"/>
-          <w:left w:val="none" w:color="000000" w:sz="4" w:space="0"/>
-          <w:bottom w:val="none" w:color="000000" w:sz="4" w:space="0"/>
-          <w:right w:val="none" w:color="000000" w:sz="4" w:space="0"/>
-        </w:tcBorders>
-      </w:tcPr>
-    </w:tblStylePr>
-    <w:tblStylePr w:type="firstRow">
-      <w:rPr>
-        <w:b/>
-        <w:color w:val="404040"/>
-      </w:rPr>
-      <w:pPr>
-        <w:pBdr/>
-        <w:spacing/>
-        <w:ind/>
-      </w:pPr>
-      <w:tblPr>
-        <w:tblBorders/>
-      </w:tblPr>
-      <w:tcPr>
         <w:shd w:val="clear" w:color="ffffff"/>
         <w:tcBorders>
           <w:top w:val="none" w:color="000000" w:sz="4" w:space="0"/>
@@ -6524,30 +6514,7 @@
         </w:tcBorders>
       </w:tcPr>
     </w:tblStylePr>
-    <w:tblStylePr w:type="lastCol">
-      <w:rPr>
-        <w:i/>
-        <w:color w:val="404040"/>
-      </w:rPr>
-      <w:pPr>
-        <w:pBdr/>
-        <w:spacing/>
-        <w:ind/>
-      </w:pPr>
-      <w:tblPr>
-        <w:tblBorders/>
-      </w:tblPr>
-      <w:tcPr>
-        <w:shd w:color="ffffff"/>
-        <w:tcBorders>
-          <w:top w:val="none" w:color="000000" w:sz="4" w:space="0"/>
-          <w:left w:val="none" w:color="000000" w:sz="4" w:space="0"/>
-          <w:bottom w:val="none" w:color="000000" w:sz="4" w:space="0"/>
-          <w:right w:val="none" w:color="000000" w:sz="4" w:space="0"/>
-        </w:tcBorders>
-      </w:tcPr>
-    </w:tblStylePr>
-    <w:tblStylePr w:type="lastRow">
+    <w:tblStylePr w:type="firstRow">
       <w:rPr>
         <w:b/>
         <w:color w:val="404040"/>
@@ -6570,6 +6537,52 @@
         </w:tcBorders>
       </w:tcPr>
     </w:tblStylePr>
+    <w:tblStylePr w:type="lastCol">
+      <w:rPr>
+        <w:i/>
+        <w:color w:val="404040"/>
+      </w:rPr>
+      <w:pPr>
+        <w:pBdr/>
+        <w:spacing/>
+        <w:ind/>
+      </w:pPr>
+      <w:tblPr>
+        <w:tblBorders/>
+      </w:tblPr>
+      <w:tcPr>
+        <w:shd w:val="clear" w:color="ffffff"/>
+        <w:tcBorders>
+          <w:top w:val="none" w:color="000000" w:sz="4" w:space="0"/>
+          <w:left w:val="none" w:color="000000" w:sz="4" w:space="0"/>
+          <w:bottom w:val="none" w:color="000000" w:sz="4" w:space="0"/>
+          <w:right w:val="none" w:color="000000" w:sz="4" w:space="0"/>
+        </w:tcBorders>
+      </w:tcPr>
+    </w:tblStylePr>
+    <w:tblStylePr w:type="lastRow">
+      <w:rPr>
+        <w:b/>
+        <w:color w:val="404040"/>
+      </w:rPr>
+      <w:pPr>
+        <w:pBdr/>
+        <w:spacing/>
+        <w:ind/>
+      </w:pPr>
+      <w:tblPr>
+        <w:tblBorders/>
+      </w:tblPr>
+      <w:tcPr>
+        <w:shd w:val="clear" w:color="ffffff"/>
+        <w:tcBorders>
+          <w:top w:val="none" w:color="000000" w:sz="4" w:space="0"/>
+          <w:left w:val="none" w:color="000000" w:sz="4" w:space="0"/>
+          <w:bottom w:val="none" w:color="000000" w:sz="4" w:space="0"/>
+          <w:right w:val="none" w:color="000000" w:sz="4" w:space="0"/>
+        </w:tcBorders>
+      </w:tcPr>
+    </w:tblStylePr>
     <w:tblStylePr w:type="nwCell">
       <w:pPr>
         <w:pBdr/>
@@ -6636,9 +6649,9 @@
       </w:tcPr>
     </w:tblStylePr>
   </w:style>
-  <w:style w:type="table" w:styleId="37">
+  <w:style w:type="table" w:styleId="726">
     <w:name w:val="Grid Table 3 - Accent 4"/>
-    <w:basedOn w:val="665"/>
+    <w:basedOn w:val="887"/>
     <w:uiPriority w:val="99"/>
     <w:pPr>
       <w:pBdr/>
@@ -6737,29 +6750,6 @@
         <w:tblBorders/>
       </w:tblPr>
       <w:tcPr>
-        <w:shd w:color="ffffff"/>
-        <w:tcBorders>
-          <w:top w:val="none" w:color="000000" w:sz="4" w:space="0"/>
-          <w:left w:val="none" w:color="000000" w:sz="4" w:space="0"/>
-          <w:bottom w:val="none" w:color="000000" w:sz="4" w:space="0"/>
-          <w:right w:val="none" w:color="000000" w:sz="4" w:space="0"/>
-        </w:tcBorders>
-      </w:tcPr>
-    </w:tblStylePr>
-    <w:tblStylePr w:type="firstRow">
-      <w:rPr>
-        <w:b/>
-        <w:color w:val="404040"/>
-      </w:rPr>
-      <w:pPr>
-        <w:pBdr/>
-        <w:spacing/>
-        <w:ind/>
-      </w:pPr>
-      <w:tblPr>
-        <w:tblBorders/>
-      </w:tblPr>
-      <w:tcPr>
         <w:shd w:val="clear" w:color="ffffff"/>
         <w:tcBorders>
           <w:top w:val="none" w:color="000000" w:sz="4" w:space="0"/>
@@ -6769,30 +6759,7 @@
         </w:tcBorders>
       </w:tcPr>
     </w:tblStylePr>
-    <w:tblStylePr w:type="lastCol">
-      <w:rPr>
-        <w:i/>
-        <w:color w:val="404040"/>
-      </w:rPr>
-      <w:pPr>
-        <w:pBdr/>
-        <w:spacing/>
-        <w:ind/>
-      </w:pPr>
-      <w:tblPr>
-        <w:tblBorders/>
-      </w:tblPr>
-      <w:tcPr>
-        <w:shd w:color="ffffff"/>
-        <w:tcBorders>
-          <w:top w:val="none" w:color="000000" w:sz="4" w:space="0"/>
-          <w:left w:val="none" w:color="000000" w:sz="4" w:space="0"/>
-          <w:bottom w:val="none" w:color="000000" w:sz="4" w:space="0"/>
-          <w:right w:val="none" w:color="000000" w:sz="4" w:space="0"/>
-        </w:tcBorders>
-      </w:tcPr>
-    </w:tblStylePr>
-    <w:tblStylePr w:type="lastRow">
+    <w:tblStylePr w:type="firstRow">
       <w:rPr>
         <w:b/>
         <w:color w:val="404040"/>
@@ -6815,6 +6782,52 @@
         </w:tcBorders>
       </w:tcPr>
     </w:tblStylePr>
+    <w:tblStylePr w:type="lastCol">
+      <w:rPr>
+        <w:i/>
+        <w:color w:val="404040"/>
+      </w:rPr>
+      <w:pPr>
+        <w:pBdr/>
+        <w:spacing/>
+        <w:ind/>
+      </w:pPr>
+      <w:tblPr>
+        <w:tblBorders/>
+      </w:tblPr>
+      <w:tcPr>
+        <w:shd w:val="clear" w:color="ffffff"/>
+        <w:tcBorders>
+          <w:top w:val="none" w:color="000000" w:sz="4" w:space="0"/>
+          <w:left w:val="none" w:color="000000" w:sz="4" w:space="0"/>
+          <w:bottom w:val="none" w:color="000000" w:sz="4" w:space="0"/>
+          <w:right w:val="none" w:color="000000" w:sz="4" w:space="0"/>
+        </w:tcBorders>
+      </w:tcPr>
+    </w:tblStylePr>
+    <w:tblStylePr w:type="lastRow">
+      <w:rPr>
+        <w:b/>
+        <w:color w:val="404040"/>
+      </w:rPr>
+      <w:pPr>
+        <w:pBdr/>
+        <w:spacing/>
+        <w:ind/>
+      </w:pPr>
+      <w:tblPr>
+        <w:tblBorders/>
+      </w:tblPr>
+      <w:tcPr>
+        <w:shd w:val="clear" w:color="ffffff"/>
+        <w:tcBorders>
+          <w:top w:val="none" w:color="000000" w:sz="4" w:space="0"/>
+          <w:left w:val="none" w:color="000000" w:sz="4" w:space="0"/>
+          <w:bottom w:val="none" w:color="000000" w:sz="4" w:space="0"/>
+          <w:right w:val="none" w:color="000000" w:sz="4" w:space="0"/>
+        </w:tcBorders>
+      </w:tcPr>
+    </w:tblStylePr>
     <w:tblStylePr w:type="nwCell">
       <w:pPr>
         <w:pBdr/>
@@ -6881,9 +6894,9 @@
       </w:tcPr>
     </w:tblStylePr>
   </w:style>
-  <w:style w:type="table" w:styleId="38">
+  <w:style w:type="table" w:styleId="727">
     <w:name w:val="Grid Table 3 - Accent 5"/>
-    <w:basedOn w:val="665"/>
+    <w:basedOn w:val="887"/>
     <w:uiPriority w:val="99"/>
     <w:pPr>
       <w:pBdr/>
@@ -6982,29 +6995,6 @@
         <w:tblBorders/>
       </w:tblPr>
       <w:tcPr>
-        <w:shd w:color="ffffff"/>
-        <w:tcBorders>
-          <w:top w:val="none" w:color="000000" w:sz="4" w:space="0"/>
-          <w:left w:val="none" w:color="000000" w:sz="4" w:space="0"/>
-          <w:bottom w:val="none" w:color="000000" w:sz="4" w:space="0"/>
-          <w:right w:val="none" w:color="000000" w:sz="4" w:space="0"/>
-        </w:tcBorders>
-      </w:tcPr>
-    </w:tblStylePr>
-    <w:tblStylePr w:type="firstRow">
-      <w:rPr>
-        <w:b/>
-        <w:color w:val="404040"/>
-      </w:rPr>
-      <w:pPr>
-        <w:pBdr/>
-        <w:spacing/>
-        <w:ind/>
-      </w:pPr>
-      <w:tblPr>
-        <w:tblBorders/>
-      </w:tblPr>
-      <w:tcPr>
         <w:shd w:val="clear" w:color="ffffff"/>
         <w:tcBorders>
           <w:top w:val="none" w:color="000000" w:sz="4" w:space="0"/>
@@ -7014,30 +7004,7 @@
         </w:tcBorders>
       </w:tcPr>
     </w:tblStylePr>
-    <w:tblStylePr w:type="lastCol">
-      <w:rPr>
-        <w:i/>
-        <w:color w:val="404040"/>
-      </w:rPr>
-      <w:pPr>
-        <w:pBdr/>
-        <w:spacing/>
-        <w:ind/>
-      </w:pPr>
-      <w:tblPr>
-        <w:tblBorders/>
-      </w:tblPr>
-      <w:tcPr>
-        <w:shd w:color="ffffff"/>
-        <w:tcBorders>
-          <w:top w:val="none" w:color="000000" w:sz="4" w:space="0"/>
-          <w:left w:val="none" w:color="000000" w:sz="4" w:space="0"/>
-          <w:bottom w:val="none" w:color="000000" w:sz="4" w:space="0"/>
-          <w:right w:val="none" w:color="000000" w:sz="4" w:space="0"/>
-        </w:tcBorders>
-      </w:tcPr>
-    </w:tblStylePr>
-    <w:tblStylePr w:type="lastRow">
+    <w:tblStylePr w:type="firstRow">
       <w:rPr>
         <w:b/>
         <w:color w:val="404040"/>
@@ -7060,6 +7027,52 @@
         </w:tcBorders>
       </w:tcPr>
     </w:tblStylePr>
+    <w:tblStylePr w:type="lastCol">
+      <w:rPr>
+        <w:i/>
+        <w:color w:val="404040"/>
+      </w:rPr>
+      <w:pPr>
+        <w:pBdr/>
+        <w:spacing/>
+        <w:ind/>
+      </w:pPr>
+      <w:tblPr>
+        <w:tblBorders/>
+      </w:tblPr>
+      <w:tcPr>
+        <w:shd w:val="clear" w:color="ffffff"/>
+        <w:tcBorders>
+          <w:top w:val="none" w:color="000000" w:sz="4" w:space="0"/>
+          <w:left w:val="none" w:color="000000" w:sz="4" w:space="0"/>
+          <w:bottom w:val="none" w:color="000000" w:sz="4" w:space="0"/>
+          <w:right w:val="none" w:color="000000" w:sz="4" w:space="0"/>
+        </w:tcBorders>
+      </w:tcPr>
+    </w:tblStylePr>
+    <w:tblStylePr w:type="lastRow">
+      <w:rPr>
+        <w:b/>
+        <w:color w:val="404040"/>
+      </w:rPr>
+      <w:pPr>
+        <w:pBdr/>
+        <w:spacing/>
+        <w:ind/>
+      </w:pPr>
+      <w:tblPr>
+        <w:tblBorders/>
+      </w:tblPr>
+      <w:tcPr>
+        <w:shd w:val="clear" w:color="ffffff"/>
+        <w:tcBorders>
+          <w:top w:val="none" w:color="000000" w:sz="4" w:space="0"/>
+          <w:left w:val="none" w:color="000000" w:sz="4" w:space="0"/>
+          <w:bottom w:val="none" w:color="000000" w:sz="4" w:space="0"/>
+          <w:right w:val="none" w:color="000000" w:sz="4" w:space="0"/>
+        </w:tcBorders>
+      </w:tcPr>
+    </w:tblStylePr>
     <w:tblStylePr w:type="nwCell">
       <w:pPr>
         <w:pBdr/>
@@ -7126,9 +7139,9 @@
       </w:tcPr>
     </w:tblStylePr>
   </w:style>
-  <w:style w:type="table" w:styleId="39">
+  <w:style w:type="table" w:styleId="728">
     <w:name w:val="Grid Table 3 - Accent 6"/>
-    <w:basedOn w:val="665"/>
+    <w:basedOn w:val="887"/>
     <w:uiPriority w:val="99"/>
     <w:pPr>
       <w:pBdr/>
@@ -7227,29 +7240,6 @@
         <w:tblBorders/>
       </w:tblPr>
       <w:tcPr>
-        <w:shd w:color="ffffff"/>
-        <w:tcBorders>
-          <w:top w:val="none" w:color="000000" w:sz="4" w:space="0"/>
-          <w:left w:val="none" w:color="000000" w:sz="4" w:space="0"/>
-          <w:bottom w:val="none" w:color="000000" w:sz="4" w:space="0"/>
-          <w:right w:val="none" w:color="000000" w:sz="4" w:space="0"/>
-        </w:tcBorders>
-      </w:tcPr>
-    </w:tblStylePr>
-    <w:tblStylePr w:type="firstRow">
-      <w:rPr>
-        <w:b/>
-        <w:color w:val="404040"/>
-      </w:rPr>
-      <w:pPr>
-        <w:pBdr/>
-        <w:spacing/>
-        <w:ind/>
-      </w:pPr>
-      <w:tblPr>
-        <w:tblBorders/>
-      </w:tblPr>
-      <w:tcPr>
         <w:shd w:val="clear" w:color="ffffff"/>
         <w:tcBorders>
           <w:top w:val="none" w:color="000000" w:sz="4" w:space="0"/>
@@ -7259,30 +7249,7 @@
         </w:tcBorders>
       </w:tcPr>
     </w:tblStylePr>
-    <w:tblStylePr w:type="lastCol">
-      <w:rPr>
-        <w:i/>
-        <w:color w:val="404040"/>
-      </w:rPr>
-      <w:pPr>
-        <w:pBdr/>
-        <w:spacing/>
-        <w:ind/>
-      </w:pPr>
-      <w:tblPr>
-        <w:tblBorders/>
-      </w:tblPr>
-      <w:tcPr>
-        <w:shd w:color="ffffff"/>
-        <w:tcBorders>
-          <w:top w:val="none" w:color="000000" w:sz="4" w:space="0"/>
-          <w:left w:val="none" w:color="000000" w:sz="4" w:space="0"/>
-          <w:bottom w:val="none" w:color="000000" w:sz="4" w:space="0"/>
-          <w:right w:val="none" w:color="000000" w:sz="4" w:space="0"/>
-        </w:tcBorders>
-      </w:tcPr>
-    </w:tblStylePr>
-    <w:tblStylePr w:type="lastRow">
+    <w:tblStylePr w:type="firstRow">
       <w:rPr>
         <w:b/>
         <w:color w:val="404040"/>
@@ -7305,6 +7272,52 @@
         </w:tcBorders>
       </w:tcPr>
     </w:tblStylePr>
+    <w:tblStylePr w:type="lastCol">
+      <w:rPr>
+        <w:i/>
+        <w:color w:val="404040"/>
+      </w:rPr>
+      <w:pPr>
+        <w:pBdr/>
+        <w:spacing/>
+        <w:ind/>
+      </w:pPr>
+      <w:tblPr>
+        <w:tblBorders/>
+      </w:tblPr>
+      <w:tcPr>
+        <w:shd w:val="clear" w:color="ffffff"/>
+        <w:tcBorders>
+          <w:top w:val="none" w:color="000000" w:sz="4" w:space="0"/>
+          <w:left w:val="none" w:color="000000" w:sz="4" w:space="0"/>
+          <w:bottom w:val="none" w:color="000000" w:sz="4" w:space="0"/>
+          <w:right w:val="none" w:color="000000" w:sz="4" w:space="0"/>
+        </w:tcBorders>
+      </w:tcPr>
+    </w:tblStylePr>
+    <w:tblStylePr w:type="lastRow">
+      <w:rPr>
+        <w:b/>
+        <w:color w:val="404040"/>
+      </w:rPr>
+      <w:pPr>
+        <w:pBdr/>
+        <w:spacing/>
+        <w:ind/>
+      </w:pPr>
+      <w:tblPr>
+        <w:tblBorders/>
+      </w:tblPr>
+      <w:tcPr>
+        <w:shd w:val="clear" w:color="ffffff"/>
+        <w:tcBorders>
+          <w:top w:val="none" w:color="000000" w:sz="4" w:space="0"/>
+          <w:left w:val="none" w:color="000000" w:sz="4" w:space="0"/>
+          <w:bottom w:val="none" w:color="000000" w:sz="4" w:space="0"/>
+          <w:right w:val="none" w:color="000000" w:sz="4" w:space="0"/>
+        </w:tcBorders>
+      </w:tcPr>
+    </w:tblStylePr>
     <w:tblStylePr w:type="nwCell">
       <w:pPr>
         <w:pBdr/>
@@ -7371,9 +7384,9 @@
       </w:tcPr>
     </w:tblStylePr>
   </w:style>
-  <w:style w:type="table" w:styleId="40">
+  <w:style w:type="table" w:styleId="729">
     <w:name w:val="Grid Table 4"/>
-    <w:basedOn w:val="665"/>
+    <w:basedOn w:val="887"/>
     <w:uiPriority w:val="59"/>
     <w:pPr>
       <w:pBdr/>
@@ -7604,9 +7617,9 @@
       </w:tcPr>
     </w:tblStylePr>
   </w:style>
-  <w:style w:type="table" w:styleId="41">
+  <w:style w:type="table" w:styleId="730">
     <w:name w:val="Grid Table 4 - Accent 1"/>
-    <w:basedOn w:val="665"/>
+    <w:basedOn w:val="887"/>
     <w:uiPriority w:val="59"/>
     <w:pPr>
       <w:pBdr/>
@@ -7837,9 +7850,9 @@
       </w:tcPr>
     </w:tblStylePr>
   </w:style>
-  <w:style w:type="table" w:styleId="42">
+  <w:style w:type="table" w:styleId="731">
     <w:name w:val="Grid Table 4 - Accent 2"/>
-    <w:basedOn w:val="665"/>
+    <w:basedOn w:val="887"/>
     <w:uiPriority w:val="59"/>
     <w:pPr>
       <w:pBdr/>
@@ -8070,9 +8083,9 @@
       </w:tcPr>
     </w:tblStylePr>
   </w:style>
-  <w:style w:type="table" w:styleId="43">
+  <w:style w:type="table" w:styleId="732">
     <w:name w:val="Grid Table 4 - Accent 3"/>
-    <w:basedOn w:val="665"/>
+    <w:basedOn w:val="887"/>
     <w:uiPriority w:val="59"/>
     <w:pPr>
       <w:pBdr/>
@@ -8303,9 +8316,9 @@
       </w:tcPr>
     </w:tblStylePr>
   </w:style>
-  <w:style w:type="table" w:styleId="44">
+  <w:style w:type="table" w:styleId="733">
     <w:name w:val="Grid Table 4 - Accent 4"/>
-    <w:basedOn w:val="665"/>
+    <w:basedOn w:val="887"/>
     <w:uiPriority w:val="59"/>
     <w:pPr>
       <w:pBdr/>
@@ -8536,9 +8549,9 @@
       </w:tcPr>
     </w:tblStylePr>
   </w:style>
-  <w:style w:type="table" w:styleId="45">
+  <w:style w:type="table" w:styleId="734">
     <w:name w:val="Grid Table 4 - Accent 5"/>
-    <w:basedOn w:val="665"/>
+    <w:basedOn w:val="887"/>
     <w:uiPriority w:val="59"/>
     <w:pPr>
       <w:pBdr/>
@@ -8769,9 +8782,9 @@
       </w:tcPr>
     </w:tblStylePr>
   </w:style>
-  <w:style w:type="table" w:styleId="46">
+  <w:style w:type="table" w:styleId="735">
     <w:name w:val="Grid Table 4 - Accent 6"/>
-    <w:basedOn w:val="665"/>
+    <w:basedOn w:val="887"/>
     <w:uiPriority w:val="59"/>
     <w:pPr>
       <w:pBdr/>
@@ -9002,9 +9015,9 @@
       </w:tcPr>
     </w:tblStylePr>
   </w:style>
-  <w:style w:type="table" w:styleId="47">
+  <w:style w:type="table" w:styleId="736">
     <w:name w:val="Grid Table 5 Dark"/>
-    <w:basedOn w:val="665"/>
+    <w:basedOn w:val="887"/>
     <w:uiPriority w:val="99"/>
     <w:pPr>
       <w:pBdr/>
@@ -9230,9 +9243,9 @@
       </w:tcPr>
     </w:tblStylePr>
   </w:style>
-  <w:style w:type="table" w:styleId="48">
+  <w:style w:type="table" w:styleId="737">
     <w:name w:val="Grid Table 5 Dark- Accent 1"/>
-    <w:basedOn w:val="665"/>
+    <w:basedOn w:val="887"/>
     <w:uiPriority w:val="99"/>
     <w:pPr>
       <w:pBdr/>
@@ -9458,9 +9471,9 @@
       </w:tcPr>
     </w:tblStylePr>
   </w:style>
-  <w:style w:type="table" w:styleId="49">
+  <w:style w:type="table" w:styleId="738">
     <w:name w:val="Grid Table 5 Dark - Accent 2"/>
-    <w:basedOn w:val="665"/>
+    <w:basedOn w:val="887"/>
     <w:uiPriority w:val="99"/>
     <w:pPr>
       <w:pBdr/>
@@ -9686,9 +9699,9 @@
       </w:tcPr>
     </w:tblStylePr>
   </w:style>
-  <w:style w:type="table" w:styleId="50">
+  <w:style w:type="table" w:styleId="739">
     <w:name w:val="Grid Table 5 Dark - Accent 3"/>
-    <w:basedOn w:val="665"/>
+    <w:basedOn w:val="887"/>
     <w:uiPriority w:val="99"/>
     <w:pPr>
       <w:pBdr/>
@@ -9914,9 +9927,9 @@
       </w:tcPr>
     </w:tblStylePr>
   </w:style>
-  <w:style w:type="table" w:styleId="51">
+  <w:style w:type="table" w:styleId="740">
     <w:name w:val="Grid Table 5 Dark- Accent 4"/>
-    <w:basedOn w:val="665"/>
+    <w:basedOn w:val="887"/>
     <w:uiPriority w:val="99"/>
     <w:pPr>
       <w:pBdr/>
@@ -10142,9 +10155,9 @@
       </w:tcPr>
     </w:tblStylePr>
   </w:style>
-  <w:style w:type="table" w:styleId="52">
+  <w:style w:type="table" w:styleId="741">
     <w:name w:val="Grid Table 5 Dark - Accent 5"/>
-    <w:basedOn w:val="665"/>
+    <w:basedOn w:val="887"/>
     <w:uiPriority w:val="99"/>
     <w:pPr>
       <w:pBdr/>
@@ -10370,9 +10383,9 @@
       </w:tcPr>
     </w:tblStylePr>
   </w:style>
-  <w:style w:type="table" w:styleId="53">
+  <w:style w:type="table" w:styleId="742">
     <w:name w:val="Grid Table 5 Dark - Accent 6"/>
-    <w:basedOn w:val="665"/>
+    <w:basedOn w:val="887"/>
     <w:uiPriority w:val="99"/>
     <w:pPr>
       <w:pBdr/>
@@ -10598,9 +10611,9 @@
       </w:tcPr>
     </w:tblStylePr>
   </w:style>
-  <w:style w:type="table" w:styleId="54">
+  <w:style w:type="table" w:styleId="743">
     <w:name w:val="Grid Table 6 Colorful"/>
-    <w:basedOn w:val="665"/>
+    <w:basedOn w:val="887"/>
     <w:uiPriority w:val="99"/>
     <w:pPr>
       <w:pBdr/>
@@ -10828,9 +10841,9 @@
       </w:tcPr>
     </w:tblStylePr>
   </w:style>
-  <w:style w:type="table" w:styleId="55">
+  <w:style w:type="table" w:styleId="744">
     <w:name w:val="Grid Table 6 Colorful - Accent 1"/>
-    <w:basedOn w:val="665"/>
+    <w:basedOn w:val="887"/>
     <w:uiPriority w:val="99"/>
     <w:pPr>
       <w:pBdr/>
@@ -11058,9 +11071,9 @@
       </w:tcPr>
     </w:tblStylePr>
   </w:style>
-  <w:style w:type="table" w:styleId="56">
+  <w:style w:type="table" w:styleId="745">
     <w:name w:val="Grid Table 6 Colorful - Accent 2"/>
-    <w:basedOn w:val="665"/>
+    <w:basedOn w:val="887"/>
     <w:uiPriority w:val="99"/>
     <w:pPr>
       <w:pBdr/>
@@ -11288,9 +11301,9 @@
       </w:tcPr>
     </w:tblStylePr>
   </w:style>
-  <w:style w:type="table" w:styleId="57">
+  <w:style w:type="table" w:styleId="746">
     <w:name w:val="Grid Table 6 Colorful - Accent 3"/>
-    <w:basedOn w:val="665"/>
+    <w:basedOn w:val="887"/>
     <w:uiPriority w:val="99"/>
     <w:pPr>
       <w:pBdr/>
@@ -11518,9 +11531,9 @@
       </w:tcPr>
     </w:tblStylePr>
   </w:style>
-  <w:style w:type="table" w:styleId="58">
+  <w:style w:type="table" w:styleId="747">
     <w:name w:val="Grid Table 6 Colorful - Accent 4"/>
-    <w:basedOn w:val="665"/>
+    <w:basedOn w:val="887"/>
     <w:uiPriority w:val="99"/>
     <w:pPr>
       <w:pBdr/>
@@ -11748,9 +11761,9 @@
       </w:tcPr>
     </w:tblStylePr>
   </w:style>
-  <w:style w:type="table" w:styleId="59">
+  <w:style w:type="table" w:styleId="748">
     <w:name w:val="Grid Table 6 Colorful - Accent 5"/>
-    <w:basedOn w:val="665"/>
+    <w:basedOn w:val="887"/>
     <w:uiPriority w:val="99"/>
     <w:pPr>
       <w:pBdr/>
@@ -11978,9 +11991,9 @@
       </w:tcPr>
     </w:tblStylePr>
   </w:style>
-  <w:style w:type="table" w:styleId="60">
+  <w:style w:type="table" w:styleId="749">
     <w:name w:val="Grid Table 6 Colorful - Accent 6"/>
-    <w:basedOn w:val="665"/>
+    <w:basedOn w:val="887"/>
     <w:uiPriority w:val="99"/>
     <w:pPr>
       <w:pBdr/>
@@ -12208,9 +12221,9 @@
       </w:tcPr>
     </w:tblStylePr>
   </w:style>
-  <w:style w:type="table" w:styleId="61">
+  <w:style w:type="table" w:styleId="750">
     <w:name w:val="Grid Table 7 Colorful"/>
-    <w:basedOn w:val="665"/>
+    <w:basedOn w:val="887"/>
     <w:uiPriority w:val="99"/>
     <w:pPr>
       <w:pBdr/>
@@ -12312,11 +12325,11 @@
         <w:tblBorders/>
       </w:tblPr>
       <w:tcPr>
-        <w:shd w:color="ffffff"/>
+        <w:shd w:val="clear" w:color="ffffff"/>
         <w:tcBorders>
-          <w:top w:val="none"/>
-          <w:left w:val="none"/>
-          <w:bottom w:val="none"/>
+          <w:top w:val="none" w:color="000000" w:sz="4" w:space="0"/>
+          <w:left w:val="none" w:color="000000" w:sz="4" w:space="0"/>
+          <w:bottom w:val="none" w:color="000000" w:sz="4" w:space="0"/>
           <w:right w:val="single" w:color="000000" w:themeColor="text1" w:themeTint="80" w:sz="4" w:space="0"/>
         </w:tcBorders>
       </w:tcPr>
@@ -12339,10 +12352,10 @@
       <w:tcPr>
         <w:shd w:val="clear" w:color="ffffff" w:themeColor="light1" w:fill="ffffff" w:themeFill="light1"/>
         <w:tcBorders>
-          <w:top w:val="none"/>
-          <w:left w:val="none"/>
+          <w:top w:val="none" w:color="000000" w:sz="4" w:space="0"/>
+          <w:left w:val="none" w:color="000000" w:sz="4" w:space="0"/>
           <w:bottom w:val="single" w:color="000000" w:themeColor="text1" w:themeTint="80" w:sz="4" w:space="0"/>
-          <w:right w:val="none"/>
+          <w:right w:val="none" w:color="000000" w:sz="4" w:space="0"/>
         </w:tcBorders>
       </w:tcPr>
     </w:tblStylePr>
@@ -12362,12 +12375,12 @@
         <w:tblBorders/>
       </w:tblPr>
       <w:tcPr>
-        <w:shd w:color="ffffff"/>
+        <w:shd w:val="clear" w:color="ffffff"/>
         <w:tcBorders>
-          <w:top w:val="none"/>
+          <w:top w:val="none" w:color="000000" w:sz="4" w:space="0"/>
           <w:left w:val="single" w:color="000000" w:themeColor="text1" w:themeTint="80" w:sz="4" w:space="0"/>
-          <w:bottom w:val="none"/>
-          <w:right w:val="none"/>
+          <w:bottom w:val="none" w:color="000000" w:sz="4" w:space="0"/>
+          <w:right w:val="none" w:color="000000" w:sz="4" w:space="0"/>
         </w:tcBorders>
       </w:tcPr>
     </w:tblStylePr>
@@ -12390,9 +12403,9 @@
         <w:shd w:val="clear" w:color="ffffff" w:themeColor="light1" w:fill="ffffff" w:themeFill="light1"/>
         <w:tcBorders>
           <w:top w:val="single" w:color="000000" w:themeColor="text1" w:themeTint="80" w:sz="4" w:space="0"/>
-          <w:left w:val="none"/>
-          <w:bottom w:val="none"/>
-          <w:right w:val="none"/>
+          <w:left w:val="none" w:color="000000" w:sz="4" w:space="0"/>
+          <w:bottom w:val="none" w:color="000000" w:sz="4" w:space="0"/>
+          <w:right w:val="none" w:color="000000" w:sz="4" w:space="0"/>
         </w:tcBorders>
       </w:tcPr>
     </w:tblStylePr>
@@ -12462,9 +12475,9 @@
       </w:tcPr>
     </w:tblStylePr>
   </w:style>
-  <w:style w:type="table" w:styleId="62">
+  <w:style w:type="table" w:styleId="751">
     <w:name w:val="Grid Table 7 Colorful - Accent 1"/>
-    <w:basedOn w:val="665"/>
+    <w:basedOn w:val="887"/>
     <w:uiPriority w:val="99"/>
     <w:pPr>
       <w:pBdr/>
@@ -12566,11 +12579,11 @@
         <w:tblBorders/>
       </w:tblPr>
       <w:tcPr>
-        <w:shd w:color="ffffff"/>
+        <w:shd w:val="clear" w:color="ffffff"/>
         <w:tcBorders>
-          <w:top w:val="none"/>
-          <w:left w:val="none"/>
-          <w:bottom w:val="none"/>
+          <w:top w:val="none" w:color="000000" w:sz="4" w:space="0"/>
+          <w:left w:val="none" w:color="000000" w:sz="4" w:space="0"/>
+          <w:bottom w:val="none" w:color="000000" w:sz="4" w:space="0"/>
           <w:right w:val="single" w:color="000000" w:themeColor="accent1" w:themeTint="80" w:sz="4" w:space="0"/>
         </w:tcBorders>
       </w:tcPr>
@@ -12593,10 +12606,10 @@
       <w:tcPr>
         <w:shd w:val="clear" w:color="ffffff" w:themeColor="light1" w:fill="ffffff" w:themeFill="light1"/>
         <w:tcBorders>
-          <w:top w:val="none"/>
-          <w:left w:val="none"/>
+          <w:top w:val="none" w:color="000000" w:sz="4" w:space="0"/>
+          <w:left w:val="none" w:color="000000" w:sz="4" w:space="0"/>
           <w:bottom w:val="single" w:color="000000" w:themeColor="accent1" w:themeTint="80" w:sz="4" w:space="0"/>
-          <w:right w:val="none"/>
+          <w:right w:val="none" w:color="000000" w:sz="4" w:space="0"/>
         </w:tcBorders>
       </w:tcPr>
     </w:tblStylePr>
@@ -12616,12 +12629,12 @@
         <w:tblBorders/>
       </w:tblPr>
       <w:tcPr>
-        <w:shd w:color="ffffff"/>
+        <w:shd w:val="clear" w:color="ffffff"/>
         <w:tcBorders>
-          <w:top w:val="none"/>
+          <w:top w:val="none" w:color="000000" w:sz="4" w:space="0"/>
           <w:left w:val="single" w:color="000000" w:themeColor="accent1" w:themeTint="80" w:sz="4" w:space="0"/>
-          <w:bottom w:val="none"/>
-          <w:right w:val="none"/>
+          <w:bottom w:val="none" w:color="000000" w:sz="4" w:space="0"/>
+          <w:right w:val="none" w:color="000000" w:sz="4" w:space="0"/>
         </w:tcBorders>
       </w:tcPr>
     </w:tblStylePr>
@@ -12644,9 +12657,9 @@
         <w:shd w:val="clear" w:color="ffffff" w:themeColor="light1" w:fill="ffffff" w:themeFill="light1"/>
         <w:tcBorders>
           <w:top w:val="single" w:color="000000" w:themeColor="accent1" w:themeTint="80" w:sz="4" w:space="0"/>
-          <w:left w:val="none"/>
-          <w:bottom w:val="none"/>
-          <w:right w:val="none"/>
+          <w:left w:val="none" w:color="000000" w:sz="4" w:space="0"/>
+          <w:bottom w:val="none" w:color="000000" w:sz="4" w:space="0"/>
+          <w:right w:val="none" w:color="000000" w:sz="4" w:space="0"/>
         </w:tcBorders>
       </w:tcPr>
     </w:tblStylePr>
@@ -12716,9 +12729,9 @@
       </w:tcPr>
     </w:tblStylePr>
   </w:style>
-  <w:style w:type="table" w:styleId="63">
+  <w:style w:type="table" w:styleId="752">
     <w:name w:val="Grid Table 7 Colorful - Accent 2"/>
-    <w:basedOn w:val="665"/>
+    <w:basedOn w:val="887"/>
     <w:uiPriority w:val="99"/>
     <w:pPr>
       <w:pBdr/>
@@ -12820,11 +12833,11 @@
         <w:tblBorders/>
       </w:tblPr>
       <w:tcPr>
-        <w:shd w:color="ffffff"/>
+        <w:shd w:val="clear" w:color="ffffff"/>
         <w:tcBorders>
-          <w:top w:val="none"/>
-          <w:left w:val="none"/>
-          <w:bottom w:val="none"/>
+          <w:top w:val="none" w:color="000000" w:sz="4" w:space="0"/>
+          <w:left w:val="none" w:color="000000" w:sz="4" w:space="0"/>
+          <w:bottom w:val="none" w:color="000000" w:sz="4" w:space="0"/>
           <w:right w:val="single" w:color="000000" w:themeColor="accent2" w:themeTint="97" w:sz="4" w:space="0"/>
         </w:tcBorders>
       </w:tcPr>
@@ -12847,10 +12860,10 @@
       <w:tcPr>
         <w:shd w:val="clear" w:color="ffffff" w:themeColor="light1" w:fill="ffffff" w:themeFill="light1"/>
         <w:tcBorders>
-          <w:top w:val="none"/>
-          <w:left w:val="none"/>
+          <w:top w:val="none" w:color="000000" w:sz="4" w:space="0"/>
+          <w:left w:val="none" w:color="000000" w:sz="4" w:space="0"/>
           <w:bottom w:val="single" w:color="000000" w:themeColor="accent2" w:themeTint="97" w:sz="4" w:space="0"/>
-          <w:right w:val="none"/>
+          <w:right w:val="none" w:color="000000" w:sz="4" w:space="0"/>
         </w:tcBorders>
       </w:tcPr>
     </w:tblStylePr>
@@ -12870,12 +12883,12 @@
         <w:tblBorders/>
       </w:tblPr>
       <w:tcPr>
-        <w:shd w:color="ffffff"/>
+        <w:shd w:val="clear" w:color="ffffff"/>
         <w:tcBorders>
-          <w:top w:val="none"/>
+          <w:top w:val="none" w:color="000000" w:sz="4" w:space="0"/>
           <w:left w:val="single" w:color="000000" w:themeColor="accent2" w:themeTint="97" w:sz="4" w:space="0"/>
-          <w:bottom w:val="none"/>
-          <w:right w:val="none"/>
+          <w:bottom w:val="none" w:color="000000" w:sz="4" w:space="0"/>
+          <w:right w:val="none" w:color="000000" w:sz="4" w:space="0"/>
         </w:tcBorders>
       </w:tcPr>
     </w:tblStylePr>
@@ -12898,9 +12911,9 @@
         <w:shd w:val="clear" w:color="ffffff" w:themeColor="light1" w:fill="ffffff" w:themeFill="light1"/>
         <w:tcBorders>
           <w:top w:val="single" w:color="000000" w:themeColor="accent2" w:themeTint="97" w:sz="4" w:space="0"/>
-          <w:left w:val="none"/>
-          <w:bottom w:val="none"/>
-          <w:right w:val="none"/>
+          <w:left w:val="none" w:color="000000" w:sz="4" w:space="0"/>
+          <w:bottom w:val="none" w:color="000000" w:sz="4" w:space="0"/>
+          <w:right w:val="none" w:color="000000" w:sz="4" w:space="0"/>
         </w:tcBorders>
       </w:tcPr>
     </w:tblStylePr>
@@ -12970,9 +12983,9 @@
       </w:tcPr>
     </w:tblStylePr>
   </w:style>
-  <w:style w:type="table" w:styleId="64">
+  <w:style w:type="table" w:styleId="753">
     <w:name w:val="Grid Table 7 Colorful - Accent 3"/>
-    <w:basedOn w:val="665"/>
+    <w:basedOn w:val="887"/>
     <w:uiPriority w:val="99"/>
     <w:pPr>
       <w:pBdr/>
@@ -13074,11 +13087,11 @@
         <w:tblBorders/>
       </w:tblPr>
       <w:tcPr>
-        <w:shd w:color="ffffff"/>
+        <w:shd w:val="clear" w:color="ffffff"/>
         <w:tcBorders>
-          <w:top w:val="none"/>
-          <w:left w:val="none"/>
-          <w:bottom w:val="none"/>
+          <w:top w:val="none" w:color="000000" w:sz="4" w:space="0"/>
+          <w:left w:val="none" w:color="000000" w:sz="4" w:space="0"/>
+          <w:bottom w:val="none" w:color="000000" w:sz="4" w:space="0"/>
           <w:right w:val="single" w:color="000000" w:themeColor="accent3" w:themeTint="FE" w:sz="4" w:space="0"/>
         </w:tcBorders>
       </w:tcPr>
@@ -13101,10 +13114,10 @@
       <w:tcPr>
         <w:shd w:val="clear" w:color="ffffff" w:themeColor="light1" w:fill="ffffff" w:themeFill="light1"/>
         <w:tcBorders>
-          <w:top w:val="none"/>
-          <w:left w:val="none"/>
+          <w:top w:val="none" w:color="000000" w:sz="4" w:space="0"/>
+          <w:left w:val="none" w:color="000000" w:sz="4" w:space="0"/>
           <w:bottom w:val="single" w:color="000000" w:themeColor="accent3" w:themeTint="FE" w:sz="4" w:space="0"/>
-          <w:right w:val="none"/>
+          <w:right w:val="none" w:color="000000" w:sz="4" w:space="0"/>
         </w:tcBorders>
       </w:tcPr>
     </w:tblStylePr>
@@ -13124,12 +13137,12 @@
         <w:tblBorders/>
       </w:tblPr>
       <w:tcPr>
-        <w:shd w:color="ffffff"/>
+        <w:shd w:val="clear" w:color="ffffff"/>
         <w:tcBorders>
-          <w:top w:val="none"/>
+          <w:top w:val="none" w:color="000000" w:sz="4" w:space="0"/>
           <w:left w:val="single" w:color="000000" w:themeColor="accent3" w:themeTint="FE" w:sz="4" w:space="0"/>
-          <w:bottom w:val="none"/>
-          <w:right w:val="none"/>
+          <w:bottom w:val="none" w:color="000000" w:sz="4" w:space="0"/>
+          <w:right w:val="none" w:color="000000" w:sz="4" w:space="0"/>
         </w:tcBorders>
       </w:tcPr>
     </w:tblStylePr>
@@ -13152,9 +13165,9 @@
         <w:shd w:val="clear" w:color="ffffff" w:themeColor="light1" w:fill="ffffff" w:themeFill="light1"/>
         <w:tcBorders>
           <w:top w:val="single" w:color="000000" w:themeColor="accent3" w:themeTint="FE" w:sz="4" w:space="0"/>
-          <w:left w:val="none"/>
-          <w:bottom w:val="none"/>
-          <w:right w:val="none"/>
+          <w:left w:val="none" w:color="000000" w:sz="4" w:space="0"/>
+          <w:bottom w:val="none" w:color="000000" w:sz="4" w:space="0"/>
+          <w:right w:val="none" w:color="000000" w:sz="4" w:space="0"/>
         </w:tcBorders>
       </w:tcPr>
     </w:tblStylePr>
@@ -13224,9 +13237,9 @@
       </w:tcPr>
     </w:tblStylePr>
   </w:style>
-  <w:style w:type="table" w:styleId="65">
+  <w:style w:type="table" w:styleId="754">
     <w:name w:val="Grid Table 7 Colorful - Accent 4"/>
-    <w:basedOn w:val="665"/>
+    <w:basedOn w:val="887"/>
     <w:uiPriority w:val="99"/>
     <w:pPr>
       <w:pBdr/>
@@ -13328,11 +13341,11 @@
         <w:tblBorders/>
       </w:tblPr>
       <w:tcPr>
-        <w:shd w:color="ffffff"/>
+        <w:shd w:val="clear" w:color="ffffff"/>
         <w:tcBorders>
-          <w:top w:val="none"/>
-          <w:left w:val="none"/>
-          <w:bottom w:val="none"/>
+          <w:top w:val="none" w:color="000000" w:sz="4" w:space="0"/>
+          <w:left w:val="none" w:color="000000" w:sz="4" w:space="0"/>
+          <w:bottom w:val="none" w:color="000000" w:sz="4" w:space="0"/>
           <w:right w:val="single" w:color="000000" w:themeColor="accent4" w:themeTint="9A" w:sz="4" w:space="0"/>
         </w:tcBorders>
       </w:tcPr>
@@ -13355,10 +13368,10 @@
       <w:tcPr>
         <w:shd w:val="clear" w:color="ffffff" w:themeColor="light1" w:fill="ffffff" w:themeFill="light1"/>
         <w:tcBorders>
-          <w:top w:val="none"/>
-          <w:left w:val="none"/>
+          <w:top w:val="none" w:color="000000" w:sz="4" w:space="0"/>
+          <w:left w:val="none" w:color="000000" w:sz="4" w:space="0"/>
           <w:bottom w:val="single" w:color="000000" w:themeColor="accent4" w:themeTint="9A" w:sz="4" w:space="0"/>
-          <w:right w:val="none"/>
+          <w:right w:val="none" w:color="000000" w:sz="4" w:space="0"/>
         </w:tcBorders>
       </w:tcPr>
     </w:tblStylePr>
@@ -13378,12 +13391,12 @@
         <w:tblBorders/>
       </w:tblPr>
       <w:tcPr>
-        <w:shd w:color="ffffff"/>
+        <w:shd w:val="clear" w:color="ffffff"/>
         <w:tcBorders>
-          <w:top w:val="none"/>
+          <w:top w:val="none" w:color="000000" w:sz="4" w:space="0"/>
           <w:left w:val="single" w:color="000000" w:themeColor="accent4" w:themeTint="9A" w:sz="4" w:space="0"/>
-          <w:bottom w:val="none"/>
-          <w:right w:val="none"/>
+          <w:bottom w:val="none" w:color="000000" w:sz="4" w:space="0"/>
+          <w:right w:val="none" w:color="000000" w:sz="4" w:space="0"/>
         </w:tcBorders>
       </w:tcPr>
     </w:tblStylePr>
@@ -13406,9 +13419,9 @@
         <w:shd w:val="clear" w:color="ffffff" w:themeColor="light1" w:fill="ffffff" w:themeFill="light1"/>
         <w:tcBorders>
           <w:top w:val="single" w:color="000000" w:themeColor="accent4" w:themeTint="9A" w:sz="4" w:space="0"/>
-          <w:left w:val="none"/>
-          <w:bottom w:val="none"/>
-          <w:right w:val="none"/>
+          <w:left w:val="none" w:color="000000" w:sz="4" w:space="0"/>
+          <w:bottom w:val="none" w:color="000000" w:sz="4" w:space="0"/>
+          <w:right w:val="none" w:color="000000" w:sz="4" w:space="0"/>
         </w:tcBorders>
       </w:tcPr>
     </w:tblStylePr>
@@ -13478,9 +13491,9 @@
       </w:tcPr>
     </w:tblStylePr>
   </w:style>
-  <w:style w:type="table" w:styleId="66">
+  <w:style w:type="table" w:styleId="755">
     <w:name w:val="Grid Table 7 Colorful - Accent 5"/>
-    <w:basedOn w:val="665"/>
+    <w:basedOn w:val="887"/>
     <w:uiPriority w:val="99"/>
     <w:pPr>
       <w:pBdr/>
@@ -13582,11 +13595,11 @@
         <w:tblBorders/>
       </w:tblPr>
       <w:tcPr>
-        <w:shd w:color="ffffff"/>
+        <w:shd w:val="clear" w:color="ffffff"/>
         <w:tcBorders>
-          <w:top w:val="none"/>
-          <w:left w:val="none"/>
-          <w:bottom w:val="none"/>
+          <w:top w:val="none" w:color="000000" w:sz="4" w:space="0"/>
+          <w:left w:val="none" w:color="000000" w:sz="4" w:space="0"/>
+          <w:bottom w:val="none" w:color="000000" w:sz="4" w:space="0"/>
           <w:right w:val="single" w:color="000000" w:themeColor="accent5" w:themeTint="90" w:sz="4" w:space="0"/>
         </w:tcBorders>
       </w:tcPr>
@@ -13609,10 +13622,10 @@
       <w:tcPr>
         <w:shd w:val="clear" w:color="ffffff" w:themeColor="light1" w:fill="ffffff" w:themeFill="light1"/>
         <w:tcBorders>
-          <w:top w:val="none"/>
-          <w:left w:val="none"/>
+          <w:top w:val="none" w:color="000000" w:sz="4" w:space="0"/>
+          <w:left w:val="none" w:color="000000" w:sz="4" w:space="0"/>
           <w:bottom w:val="single" w:color="000000" w:themeColor="accent5" w:themeTint="90" w:sz="4" w:space="0"/>
-          <w:right w:val="none"/>
+          <w:right w:val="none" w:color="000000" w:sz="4" w:space="0"/>
         </w:tcBorders>
       </w:tcPr>
     </w:tblStylePr>
@@ -13632,12 +13645,12 @@
         <w:tblBorders/>
       </w:tblPr>
       <w:tcPr>
-        <w:shd w:color="ffffff"/>
+        <w:shd w:val="clear" w:color="ffffff"/>
         <w:tcBorders>
-          <w:top w:val="none"/>
+          <w:top w:val="none" w:color="000000" w:sz="4" w:space="0"/>
           <w:left w:val="single" w:color="000000" w:themeColor="accent5" w:themeTint="90" w:sz="4" w:space="0"/>
-          <w:bottom w:val="none"/>
-          <w:right w:val="none"/>
+          <w:bottom w:val="none" w:color="000000" w:sz="4" w:space="0"/>
+          <w:right w:val="none" w:color="000000" w:sz="4" w:space="0"/>
         </w:tcBorders>
       </w:tcPr>
     </w:tblStylePr>
@@ -13660,9 +13673,9 @@
         <w:shd w:val="clear" w:color="ffffff" w:themeColor="light1" w:fill="ffffff" w:themeFill="light1"/>
         <w:tcBorders>
           <w:top w:val="single" w:color="000000" w:themeColor="accent5" w:themeTint="90" w:sz="4" w:space="0"/>
-          <w:left w:val="none"/>
-          <w:bottom w:val="none"/>
-          <w:right w:val="none"/>
+          <w:left w:val="none" w:color="000000" w:sz="4" w:space="0"/>
+          <w:bottom w:val="none" w:color="000000" w:sz="4" w:space="0"/>
+          <w:right w:val="none" w:color="000000" w:sz="4" w:space="0"/>
         </w:tcBorders>
       </w:tcPr>
     </w:tblStylePr>
@@ -13732,9 +13745,9 @@
       </w:tcPr>
     </w:tblStylePr>
   </w:style>
-  <w:style w:type="table" w:styleId="67">
+  <w:style w:type="table" w:styleId="756">
     <w:name w:val="Grid Table 7 Colorful - Accent 6"/>
-    <w:basedOn w:val="665"/>
+    <w:basedOn w:val="887"/>
     <w:uiPriority w:val="99"/>
     <w:pPr>
       <w:pBdr/>
@@ -13836,11 +13849,11 @@
         <w:tblBorders/>
       </w:tblPr>
       <w:tcPr>
-        <w:shd w:color="ffffff"/>
+        <w:shd w:val="clear" w:color="ffffff"/>
         <w:tcBorders>
-          <w:top w:val="none"/>
-          <w:left w:val="none"/>
-          <w:bottom w:val="none"/>
+          <w:top w:val="none" w:color="000000" w:sz="4" w:space="0"/>
+          <w:left w:val="none" w:color="000000" w:sz="4" w:space="0"/>
+          <w:bottom w:val="none" w:color="000000" w:sz="4" w:space="0"/>
           <w:right w:val="single" w:color="000000" w:themeColor="accent6" w:themeTint="90" w:sz="4" w:space="0"/>
         </w:tcBorders>
       </w:tcPr>
@@ -13863,10 +13876,10 @@
       <w:tcPr>
         <w:shd w:val="clear" w:color="ffffff" w:themeColor="light1" w:fill="ffffff" w:themeFill="light1"/>
         <w:tcBorders>
-          <w:top w:val="none"/>
-          <w:left w:val="none"/>
+          <w:top w:val="none" w:color="000000" w:sz="4" w:space="0"/>
+          <w:left w:val="none" w:color="000000" w:sz="4" w:space="0"/>
           <w:bottom w:val="single" w:color="000000" w:themeColor="accent6" w:themeTint="90" w:sz="4" w:space="0"/>
-          <w:right w:val="none"/>
+          <w:right w:val="none" w:color="000000" w:sz="4" w:space="0"/>
         </w:tcBorders>
       </w:tcPr>
     </w:tblStylePr>
@@ -13886,12 +13899,12 @@
         <w:tblBorders/>
       </w:tblPr>
       <w:tcPr>
-        <w:shd w:color="ffffff"/>
+        <w:shd w:val="clear" w:color="ffffff"/>
         <w:tcBorders>
-          <w:top w:val="none"/>
+          <w:top w:val="none" w:color="000000" w:sz="4" w:space="0"/>
           <w:left w:val="single" w:color="000000" w:themeColor="accent6" w:themeTint="90" w:sz="4" w:space="0"/>
-          <w:bottom w:val="none"/>
-          <w:right w:val="none"/>
+          <w:bottom w:val="none" w:color="000000" w:sz="4" w:space="0"/>
+          <w:right w:val="none" w:color="000000" w:sz="4" w:space="0"/>
         </w:tcBorders>
       </w:tcPr>
     </w:tblStylePr>
@@ -13914,9 +13927,9 @@
         <w:shd w:val="clear" w:color="ffffff" w:themeColor="light1" w:fill="ffffff" w:themeFill="light1"/>
         <w:tcBorders>
           <w:top w:val="single" w:color="000000" w:themeColor="accent6" w:themeTint="90" w:sz="4" w:space="0"/>
-          <w:left w:val="none"/>
-          <w:bottom w:val="none"/>
-          <w:right w:val="none"/>
+          <w:left w:val="none" w:color="000000" w:sz="4" w:space="0"/>
+          <w:bottom w:val="none" w:color="000000" w:sz="4" w:space="0"/>
+          <w:right w:val="none" w:color="000000" w:sz="4" w:space="0"/>
         </w:tcBorders>
       </w:tcPr>
     </w:tblStylePr>
@@ -13986,9 +13999,9 @@
       </w:tcPr>
     </w:tblStylePr>
   </w:style>
-  <w:style w:type="table" w:styleId="68">
+  <w:style w:type="table" w:styleId="757">
     <w:name w:val="List Table 1 Light"/>
-    <w:basedOn w:val="665"/>
+    <w:basedOn w:val="887"/>
     <w:uiPriority w:val="99"/>
     <w:pPr>
       <w:pBdr/>
@@ -14202,9 +14215,9 @@
       </w:tcPr>
     </w:tblStylePr>
   </w:style>
-  <w:style w:type="table" w:styleId="69">
+  <w:style w:type="table" w:styleId="758">
     <w:name w:val="List Table 1 Light - Accent 1"/>
-    <w:basedOn w:val="665"/>
+    <w:basedOn w:val="887"/>
     <w:uiPriority w:val="99"/>
     <w:pPr>
       <w:pBdr/>
@@ -14418,9 +14431,9 @@
       </w:tcPr>
     </w:tblStylePr>
   </w:style>
-  <w:style w:type="table" w:styleId="70">
+  <w:style w:type="table" w:styleId="759">
     <w:name w:val="List Table 1 Light - Accent 2"/>
-    <w:basedOn w:val="665"/>
+    <w:basedOn w:val="887"/>
     <w:uiPriority w:val="99"/>
     <w:pPr>
       <w:pBdr/>
@@ -14634,9 +14647,9 @@
       </w:tcPr>
     </w:tblStylePr>
   </w:style>
-  <w:style w:type="table" w:styleId="71">
+  <w:style w:type="table" w:styleId="760">
     <w:name w:val="List Table 1 Light - Accent 3"/>
-    <w:basedOn w:val="665"/>
+    <w:basedOn w:val="887"/>
     <w:uiPriority w:val="99"/>
     <w:pPr>
       <w:pBdr/>
@@ -14850,9 +14863,9 @@
       </w:tcPr>
     </w:tblStylePr>
   </w:style>
-  <w:style w:type="table" w:styleId="72">
+  <w:style w:type="table" w:styleId="761">
     <w:name w:val="List Table 1 Light - Accent 4"/>
-    <w:basedOn w:val="665"/>
+    <w:basedOn w:val="887"/>
     <w:uiPriority w:val="99"/>
     <w:pPr>
       <w:pBdr/>
@@ -15066,9 +15079,9 @@
       </w:tcPr>
     </w:tblStylePr>
   </w:style>
-  <w:style w:type="table" w:styleId="73">
+  <w:style w:type="table" w:styleId="762">
     <w:name w:val="List Table 1 Light - Accent 5"/>
-    <w:basedOn w:val="665"/>
+    <w:basedOn w:val="887"/>
     <w:uiPriority w:val="99"/>
     <w:pPr>
       <w:pBdr/>
@@ -15282,9 +15295,9 @@
       </w:tcPr>
     </w:tblStylePr>
   </w:style>
-  <w:style w:type="table" w:styleId="74">
+  <w:style w:type="table" w:styleId="763">
     <w:name w:val="List Table 1 Light - Accent 6"/>
-    <w:basedOn w:val="665"/>
+    <w:basedOn w:val="887"/>
     <w:uiPriority w:val="99"/>
     <w:pPr>
       <w:pBdr/>
@@ -15498,9 +15511,9 @@
       </w:tcPr>
     </w:tblStylePr>
   </w:style>
-  <w:style w:type="table" w:styleId="75">
+  <w:style w:type="table" w:styleId="764">
     <w:name w:val="List Table 2"/>
-    <w:basedOn w:val="665"/>
+    <w:basedOn w:val="887"/>
     <w:uiPriority w:val="99"/>
     <w:pPr>
       <w:pBdr/>
@@ -15736,9 +15749,9 @@
       </w:tcPr>
     </w:tblStylePr>
   </w:style>
-  <w:style w:type="table" w:styleId="76">
+  <w:style w:type="table" w:styleId="765">
     <w:name w:val="List Table 2 - Accent 1"/>
-    <w:basedOn w:val="665"/>
+    <w:basedOn w:val="887"/>
     <w:uiPriority w:val="99"/>
     <w:pPr>
       <w:pBdr/>
@@ -15974,9 +15987,9 @@
       </w:tcPr>
     </w:tblStylePr>
   </w:style>
-  <w:style w:type="table" w:styleId="77">
+  <w:style w:type="table" w:styleId="766">
     <w:name w:val="List Table 2 - Accent 2"/>
-    <w:basedOn w:val="665"/>
+    <w:basedOn w:val="887"/>
     <w:uiPriority w:val="99"/>
     <w:pPr>
       <w:pBdr/>
@@ -16212,9 +16225,9 @@
       </w:tcPr>
     </w:tblStylePr>
   </w:style>
-  <w:style w:type="table" w:styleId="78">
+  <w:style w:type="table" w:styleId="767">
     <w:name w:val="List Table 2 - Accent 3"/>
-    <w:basedOn w:val="665"/>
+    <w:basedOn w:val="887"/>
     <w:uiPriority w:val="99"/>
     <w:pPr>
       <w:pBdr/>
@@ -16450,9 +16463,9 @@
       </w:tcPr>
     </w:tblStylePr>
   </w:style>
-  <w:style w:type="table" w:styleId="79">
+  <w:style w:type="table" w:styleId="768">
     <w:name w:val="List Table 2 - Accent 4"/>
-    <w:basedOn w:val="665"/>
+    <w:basedOn w:val="887"/>
     <w:uiPriority w:val="99"/>
     <w:pPr>
       <w:pBdr/>
@@ -16688,9 +16701,9 @@
       </w:tcPr>
     </w:tblStylePr>
   </w:style>
-  <w:style w:type="table" w:styleId="80">
+  <w:style w:type="table" w:styleId="769">
     <w:name w:val="List Table 2 - Accent 5"/>
-    <w:basedOn w:val="665"/>
+    <w:basedOn w:val="887"/>
     <w:uiPriority w:val="99"/>
     <w:pPr>
       <w:pBdr/>
@@ -16926,9 +16939,9 @@
       </w:tcPr>
     </w:tblStylePr>
   </w:style>
-  <w:style w:type="table" w:styleId="81">
+  <w:style w:type="table" w:styleId="770">
     <w:name w:val="List Table 2 - Accent 6"/>
-    <w:basedOn w:val="665"/>
+    <w:basedOn w:val="887"/>
     <w:uiPriority w:val="99"/>
     <w:pPr>
       <w:pBdr/>
@@ -17164,9 +17177,9 @@
       </w:tcPr>
     </w:tblStylePr>
   </w:style>
-  <w:style w:type="table" w:styleId="82">
+  <w:style w:type="table" w:styleId="771">
     <w:name w:val="List Table 3"/>
-    <w:basedOn w:val="665"/>
+    <w:basedOn w:val="887"/>
     <w:uiPriority w:val="99"/>
     <w:pPr>
       <w:pBdr/>
@@ -17392,9 +17405,9 @@
       </w:tcPr>
     </w:tblStylePr>
   </w:style>
-  <w:style w:type="table" w:styleId="83">
+  <w:style w:type="table" w:styleId="772">
     <w:name w:val="List Table 3 - Accent 1"/>
-    <w:basedOn w:val="665"/>
+    <w:basedOn w:val="887"/>
     <w:uiPriority w:val="99"/>
     <w:pPr>
       <w:pBdr/>
@@ -17620,9 +17633,9 @@
       </w:tcPr>
     </w:tblStylePr>
   </w:style>
-  <w:style w:type="table" w:styleId="84">
+  <w:style w:type="table" w:styleId="773">
     <w:name w:val="List Table 3 - Accent 2"/>
-    <w:basedOn w:val="665"/>
+    <w:basedOn w:val="887"/>
     <w:uiPriority w:val="99"/>
     <w:pPr>
       <w:pBdr/>
@@ -17848,9 +17861,9 @@
       </w:tcPr>
     </w:tblStylePr>
   </w:style>
-  <w:style w:type="table" w:styleId="85">
+  <w:style w:type="table" w:styleId="774">
     <w:name w:val="List Table 3 - Accent 3"/>
-    <w:basedOn w:val="665"/>
+    <w:basedOn w:val="887"/>
     <w:uiPriority w:val="99"/>
     <w:pPr>
       <w:pBdr/>
@@ -18076,9 +18089,9 @@
       </w:tcPr>
     </w:tblStylePr>
   </w:style>
-  <w:style w:type="table" w:styleId="86">
+  <w:style w:type="table" w:styleId="775">
     <w:name w:val="List Table 3 - Accent 4"/>
-    <w:basedOn w:val="665"/>
+    <w:basedOn w:val="887"/>
     <w:uiPriority w:val="99"/>
     <w:pPr>
       <w:pBdr/>
@@ -18304,9 +18317,9 @@
       </w:tcPr>
     </w:tblStylePr>
   </w:style>
-  <w:style w:type="table" w:styleId="87">
+  <w:style w:type="table" w:styleId="776">
     <w:name w:val="List Table 3 - Accent 5"/>
-    <w:basedOn w:val="665"/>
+    <w:basedOn w:val="887"/>
     <w:uiPriority w:val="99"/>
     <w:pPr>
       <w:pBdr/>
@@ -18532,9 +18545,9 @@
       </w:tcPr>
     </w:tblStylePr>
   </w:style>
-  <w:style w:type="table" w:styleId="88">
+  <w:style w:type="table" w:styleId="777">
     <w:name w:val="List Table 3 - Accent 6"/>
-    <w:basedOn w:val="665"/>
+    <w:basedOn w:val="887"/>
     <w:uiPriority w:val="99"/>
     <w:pPr>
       <w:pBdr/>
@@ -18760,9 +18773,9 @@
       </w:tcPr>
     </w:tblStylePr>
   </w:style>
-  <w:style w:type="table" w:styleId="89">
+  <w:style w:type="table" w:styleId="778">
     <w:name w:val="List Table 4"/>
-    <w:basedOn w:val="665"/>
+    <w:basedOn w:val="887"/>
     <w:uiPriority w:val="99"/>
     <w:pPr>
       <w:pBdr/>
@@ -18985,9 +18998,9 @@
       </w:tcPr>
     </w:tblStylePr>
   </w:style>
-  <w:style w:type="table" w:styleId="90">
+  <w:style w:type="table" w:styleId="779">
     <w:name w:val="List Table 4 - Accent 1"/>
-    <w:basedOn w:val="665"/>
+    <w:basedOn w:val="887"/>
     <w:uiPriority w:val="99"/>
     <w:pPr>
       <w:pBdr/>
@@ -19210,9 +19223,9 @@
       </w:tcPr>
     </w:tblStylePr>
   </w:style>
-  <w:style w:type="table" w:styleId="91">
+  <w:style w:type="table" w:styleId="780">
     <w:name w:val="List Table 4 - Accent 2"/>
-    <w:basedOn w:val="665"/>
+    <w:basedOn w:val="887"/>
     <w:uiPriority w:val="99"/>
     <w:pPr>
       <w:pBdr/>
@@ -19435,9 +19448,9 @@
       </w:tcPr>
     </w:tblStylePr>
   </w:style>
-  <w:style w:type="table" w:styleId="92">
+  <w:style w:type="table" w:styleId="781">
     <w:name w:val="List Table 4 - Accent 3"/>
-    <w:basedOn w:val="665"/>
+    <w:basedOn w:val="887"/>
     <w:uiPriority w:val="99"/>
     <w:pPr>
       <w:pBdr/>
@@ -19660,9 +19673,9 @@
       </w:tcPr>
     </w:tblStylePr>
   </w:style>
-  <w:style w:type="table" w:styleId="93">
+  <w:style w:type="table" w:styleId="782">
     <w:name w:val="List Table 4 - Accent 4"/>
-    <w:basedOn w:val="665"/>
+    <w:basedOn w:val="887"/>
     <w:uiPriority w:val="99"/>
     <w:pPr>
       <w:pBdr/>
@@ -19885,9 +19898,9 @@
       </w:tcPr>
     </w:tblStylePr>
   </w:style>
-  <w:style w:type="table" w:styleId="94">
+  <w:style w:type="table" w:styleId="783">
     <w:name w:val="List Table 4 - Accent 5"/>
-    <w:basedOn w:val="665"/>
+    <w:basedOn w:val="887"/>
     <w:uiPriority w:val="99"/>
     <w:pPr>
       <w:pBdr/>
@@ -20110,9 +20123,9 @@
       </w:tcPr>
     </w:tblStylePr>
   </w:style>
-  <w:style w:type="table" w:styleId="95">
+  <w:style w:type="table" w:styleId="784">
     <w:name w:val="List Table 4 - Accent 6"/>
-    <w:basedOn w:val="665"/>
+    <w:basedOn w:val="887"/>
     <w:uiPriority w:val="99"/>
     <w:pPr>
       <w:pBdr/>
@@ -20335,9 +20348,9 @@
       </w:tcPr>
     </w:tblStylePr>
   </w:style>
-  <w:style w:type="table" w:styleId="96">
+  <w:style w:type="table" w:styleId="785">
     <w:name w:val="List Table 5 Dark"/>
-    <w:basedOn w:val="665"/>
+    <w:basedOn w:val="887"/>
     <w:uiPriority w:val="99"/>
     <w:pPr>
       <w:pBdr/>
@@ -20577,9 +20590,9 @@
       </w:tcPr>
     </w:tblStylePr>
   </w:style>
-  <w:style w:type="table" w:styleId="97">
+  <w:style w:type="table" w:styleId="786">
     <w:name w:val="List Table 5 Dark - Accent 1"/>
-    <w:basedOn w:val="665"/>
+    <w:basedOn w:val="887"/>
     <w:uiPriority w:val="99"/>
     <w:pPr>
       <w:pBdr/>
@@ -20819,9 +20832,9 @@
       </w:tcPr>
     </w:tblStylePr>
   </w:style>
-  <w:style w:type="table" w:styleId="98">
+  <w:style w:type="table" w:styleId="787">
     <w:name w:val="List Table 5 Dark - Accent 2"/>
-    <w:basedOn w:val="665"/>
+    <w:basedOn w:val="887"/>
     <w:uiPriority w:val="99"/>
     <w:pPr>
       <w:pBdr/>
@@ -21061,9 +21074,9 @@
       </w:tcPr>
     </w:tblStylePr>
   </w:style>
-  <w:style w:type="table" w:styleId="99">
+  <w:style w:type="table" w:styleId="788">
     <w:name w:val="List Table 5 Dark - Accent 3"/>
-    <w:basedOn w:val="665"/>
+    <w:basedOn w:val="887"/>
     <w:uiPriority w:val="99"/>
     <w:pPr>
       <w:pBdr/>
@@ -21303,9 +21316,9 @@
       </w:tcPr>
     </w:tblStylePr>
   </w:style>
-  <w:style w:type="table" w:styleId="100">
+  <w:style w:type="table" w:styleId="789">
     <w:name w:val="List Table 5 Dark - Accent 4"/>
-    <w:basedOn w:val="665"/>
+    <w:basedOn w:val="887"/>
     <w:uiPriority w:val="99"/>
     <w:pPr>
       <w:pBdr/>
@@ -21545,9 +21558,9 @@
       </w:tcPr>
     </w:tblStylePr>
   </w:style>
-  <w:style w:type="table" w:styleId="101">
+  <w:style w:type="table" w:styleId="790">
     <w:name w:val="List Table 5 Dark - Accent 5"/>
-    <w:basedOn w:val="665"/>
+    <w:basedOn w:val="887"/>
     <w:uiPriority w:val="99"/>
     <w:pPr>
       <w:pBdr/>
@@ -21787,9 +21800,9 @@
       </w:tcPr>
     </w:tblStylePr>
   </w:style>
-  <w:style w:type="table" w:styleId="102">
+  <w:style w:type="table" w:styleId="791">
     <w:name w:val="List Table 5 Dark - Accent 6"/>
-    <w:basedOn w:val="665"/>
+    <w:basedOn w:val="887"/>
     <w:uiPriority w:val="99"/>
     <w:pPr>
       <w:pBdr/>
@@ -22029,9 +22042,9 @@
       </w:tcPr>
     </w:tblStylePr>
   </w:style>
-  <w:style w:type="table" w:styleId="103">
+  <w:style w:type="table" w:styleId="792">
     <w:name w:val="List Table 6 Colorful"/>
-    <w:basedOn w:val="665"/>
+    <w:basedOn w:val="887"/>
     <w:uiPriority w:val="99"/>
     <w:pPr>
       <w:pBdr/>
@@ -22252,9 +22265,9 @@
       </w:tcPr>
     </w:tblStylePr>
   </w:style>
-  <w:style w:type="table" w:styleId="104">
+  <w:style w:type="table" w:styleId="793">
     <w:name w:val="List Table 6 Colorful - Accent 1"/>
-    <w:basedOn w:val="665"/>
+    <w:basedOn w:val="887"/>
     <w:uiPriority w:val="99"/>
     <w:pPr>
       <w:pBdr/>
@@ -22475,9 +22488,9 @@
       </w:tcPr>
     </w:tblStylePr>
   </w:style>
-  <w:style w:type="table" w:styleId="105">
+  <w:style w:type="table" w:styleId="794">
     <w:name w:val="List Table 6 Colorful - Accent 2"/>
-    <w:basedOn w:val="665"/>
+    <w:basedOn w:val="887"/>
     <w:uiPriority w:val="99"/>
     <w:pPr>
       <w:pBdr/>
@@ -22698,9 +22711,9 @@
       </w:tcPr>
     </w:tblStylePr>
   </w:style>
-  <w:style w:type="table" w:styleId="106">
+  <w:style w:type="table" w:styleId="795">
     <w:name w:val="List Table 6 Colorful - Accent 3"/>
-    <w:basedOn w:val="665"/>
+    <w:basedOn w:val="887"/>
     <w:uiPriority w:val="99"/>
     <w:pPr>
       <w:pBdr/>
@@ -22921,9 +22934,9 @@
       </w:tcPr>
     </w:tblStylePr>
   </w:style>
-  <w:style w:type="table" w:styleId="107">
+  <w:style w:type="table" w:styleId="796">
     <w:name w:val="List Table 6 Colorful - Accent 4"/>
-    <w:basedOn w:val="665"/>
+    <w:basedOn w:val="887"/>
     <w:uiPriority w:val="99"/>
     <w:pPr>
       <w:pBdr/>
@@ -23144,9 +23157,9 @@
       </w:tcPr>
     </w:tblStylePr>
   </w:style>
-  <w:style w:type="table" w:styleId="108">
+  <w:style w:type="table" w:styleId="797">
     <w:name w:val="List Table 6 Colorful - Accent 5"/>
-    <w:basedOn w:val="665"/>
+    <w:basedOn w:val="887"/>
     <w:uiPriority w:val="99"/>
     <w:pPr>
       <w:pBdr/>
@@ -23367,9 +23380,9 @@
       </w:tcPr>
     </w:tblStylePr>
   </w:style>
-  <w:style w:type="table" w:styleId="109">
+  <w:style w:type="table" w:styleId="798">
     <w:name w:val="List Table 6 Colorful - Accent 6"/>
-    <w:basedOn w:val="665"/>
+    <w:basedOn w:val="887"/>
     <w:uiPriority w:val="99"/>
     <w:pPr>
       <w:pBdr/>
@@ -23590,9 +23603,9 @@
       </w:tcPr>
     </w:tblStylePr>
   </w:style>
-  <w:style w:type="table" w:styleId="110">
+  <w:style w:type="table" w:styleId="799">
     <w:name w:val="List Table 7 Colorful"/>
-    <w:basedOn w:val="665"/>
+    <w:basedOn w:val="887"/>
     <w:uiPriority w:val="99"/>
     <w:pPr>
       <w:pBdr/>
@@ -23691,11 +23704,11 @@
         <w:tblBorders/>
       </w:tblPr>
       <w:tcPr>
-        <w:shd w:color="ffffff"/>
+        <w:shd w:val="clear" w:color="ffffff"/>
         <w:tcBorders>
-          <w:top w:val="none"/>
-          <w:left w:val="none"/>
-          <w:bottom w:val="none"/>
+          <w:top w:val="none" w:color="000000" w:sz="4" w:space="0"/>
+          <w:left w:val="none" w:color="000000" w:sz="4" w:space="0"/>
+          <w:bottom w:val="none" w:color="000000" w:sz="4" w:space="0"/>
           <w:right w:val="single" w:color="000000" w:themeColor="text1" w:themeTint="80" w:sz="4" w:space="0"/>
         </w:tcBorders>
       </w:tcPr>
@@ -23718,10 +23731,10 @@
       <w:tcPr>
         <w:shd w:val="clear" w:color="ffffff" w:themeColor="light1" w:fill="ffffff" w:themeFill="light1"/>
         <w:tcBorders>
-          <w:top w:val="none"/>
-          <w:left w:val="none"/>
+          <w:top w:val="none" w:color="000000" w:sz="4" w:space="0"/>
+          <w:left w:val="none" w:color="000000" w:sz="4" w:space="0"/>
           <w:bottom w:val="single" w:color="000000" w:themeColor="text1" w:themeTint="80" w:sz="4" w:space="0"/>
-          <w:right w:val="none"/>
+          <w:right w:val="none" w:color="000000" w:sz="4" w:space="0"/>
         </w:tcBorders>
       </w:tcPr>
     </w:tblStylePr>
@@ -23741,12 +23754,12 @@
         <w:tblBorders/>
       </w:tblPr>
       <w:tcPr>
-        <w:shd w:color="ffffff"/>
+        <w:shd w:val="clear" w:color="ffffff"/>
         <w:tcBorders>
-          <w:top w:val="none"/>
+          <w:top w:val="none" w:color="000000" w:sz="4" w:space="0"/>
           <w:left w:val="single" w:color="000000" w:themeColor="text1" w:themeTint="80" w:sz="4" w:space="0"/>
-          <w:bottom w:val="none"/>
-          <w:right w:val="none"/>
+          <w:bottom w:val="none" w:color="000000" w:sz="4" w:space="0"/>
+          <w:right w:val="none" w:color="000000" w:sz="4" w:space="0"/>
         </w:tcBorders>
       </w:tcPr>
     </w:tblStylePr>
@@ -23769,9 +23782,9 @@
         <w:shd w:val="clear" w:color="ffffff" w:themeColor="light1" w:fill="ffffff" w:themeFill="light1"/>
         <w:tcBorders>
           <w:top w:val="single" w:color="000000" w:themeColor="text1" w:themeTint="80" w:sz="4" w:space="0"/>
-          <w:left w:val="none"/>
-          <w:bottom w:val="none"/>
-          <w:right w:val="none"/>
+          <w:left w:val="none" w:color="000000" w:sz="4" w:space="0"/>
+          <w:bottom w:val="none" w:color="000000" w:sz="4" w:space="0"/>
+          <w:right w:val="none" w:color="000000" w:sz="4" w:space="0"/>
         </w:tcBorders>
       </w:tcPr>
     </w:tblStylePr>
@@ -23846,9 +23859,9 @@
       </w:tcPr>
     </w:tblStylePr>
   </w:style>
-  <w:style w:type="table" w:styleId="111">
+  <w:style w:type="table" w:styleId="800">
     <w:name w:val="List Table 7 Colorful - Accent 1"/>
-    <w:basedOn w:val="665"/>
+    <w:basedOn w:val="887"/>
     <w:uiPriority w:val="99"/>
     <w:pPr>
       <w:pBdr/>
@@ -23947,11 +23960,11 @@
         <w:tblBorders/>
       </w:tblPr>
       <w:tcPr>
-        <w:shd w:color="ffffff"/>
+        <w:shd w:val="clear" w:color="ffffff"/>
         <w:tcBorders>
-          <w:top w:val="none"/>
-          <w:left w:val="none"/>
-          <w:bottom w:val="none"/>
+          <w:top w:val="none" w:color="000000" w:sz="4" w:space="0"/>
+          <w:left w:val="none" w:color="000000" w:sz="4" w:space="0"/>
+          <w:bottom w:val="none" w:color="000000" w:sz="4" w:space="0"/>
           <w:right w:val="single" w:color="000000" w:themeColor="accent1" w:sz="4" w:space="0"/>
         </w:tcBorders>
       </w:tcPr>
@@ -23974,10 +23987,10 @@
       <w:tcPr>
         <w:shd w:val="clear" w:color="ffffff" w:themeColor="light1" w:fill="ffffff" w:themeFill="light1"/>
         <w:tcBorders>
-          <w:top w:val="none"/>
-          <w:left w:val="none"/>
+          <w:top w:val="none" w:color="000000" w:sz="4" w:space="0"/>
+          <w:left w:val="none" w:color="000000" w:sz="4" w:space="0"/>
           <w:bottom w:val="single" w:color="000000" w:themeColor="accent1" w:sz="4" w:space="0"/>
-          <w:right w:val="none"/>
+          <w:right w:val="none" w:color="000000" w:sz="4" w:space="0"/>
         </w:tcBorders>
       </w:tcPr>
     </w:tblStylePr>
@@ -23997,12 +24010,12 @@
         <w:tblBorders/>
       </w:tblPr>
       <w:tcPr>
-        <w:shd w:color="ffffff"/>
+        <w:shd w:val="clear" w:color="ffffff"/>
         <w:tcBorders>
-          <w:top w:val="none"/>
+          <w:top w:val="none" w:color="000000" w:sz="4" w:space="0"/>
           <w:left w:val="single" w:color="000000" w:themeColor="accent1" w:sz="4" w:space="0"/>
-          <w:bottom w:val="none"/>
-          <w:right w:val="none"/>
+          <w:bottom w:val="none" w:color="000000" w:sz="4" w:space="0"/>
+          <w:right w:val="none" w:color="000000" w:sz="4" w:space="0"/>
         </w:tcBorders>
       </w:tcPr>
     </w:tblStylePr>
@@ -24025,9 +24038,9 @@
         <w:shd w:val="clear" w:color="ffffff" w:themeColor="light1" w:fill="ffffff" w:themeFill="light1"/>
         <w:tcBorders>
           <w:top w:val="single" w:color="000000" w:themeColor="accent1" w:sz="4" w:space="0"/>
-          <w:left w:val="none"/>
-          <w:bottom w:val="none"/>
-          <w:right w:val="none"/>
+          <w:left w:val="none" w:color="000000" w:sz="4" w:space="0"/>
+          <w:bottom w:val="none" w:color="000000" w:sz="4" w:space="0"/>
+          <w:right w:val="none" w:color="000000" w:sz="4" w:space="0"/>
         </w:tcBorders>
       </w:tcPr>
     </w:tblStylePr>
@@ -24102,9 +24115,9 @@
       </w:tcPr>
     </w:tblStylePr>
   </w:style>
-  <w:style w:type="table" w:styleId="112">
+  <w:style w:type="table" w:styleId="801">
     <w:name w:val="List Table 7 Colorful - Accent 2"/>
-    <w:basedOn w:val="665"/>
+    <w:basedOn w:val="887"/>
     <w:uiPriority w:val="99"/>
     <w:pPr>
       <w:pBdr/>
@@ -24203,11 +24216,11 @@
         <w:tblBorders/>
       </w:tblPr>
       <w:tcPr>
-        <w:shd w:color="ffffff"/>
+        <w:shd w:val="clear" w:color="ffffff"/>
         <w:tcBorders>
-          <w:top w:val="none"/>
-          <w:left w:val="none"/>
-          <w:bottom w:val="none"/>
+          <w:top w:val="none" w:color="000000" w:sz="4" w:space="0"/>
+          <w:left w:val="none" w:color="000000" w:sz="4" w:space="0"/>
+          <w:bottom w:val="none" w:color="000000" w:sz="4" w:space="0"/>
           <w:right w:val="single" w:color="000000" w:themeColor="accent2" w:themeTint="97" w:sz="4" w:space="0"/>
         </w:tcBorders>
       </w:tcPr>
@@ -24230,10 +24243,10 @@
       <w:tcPr>
         <w:shd w:val="clear" w:color="ffffff" w:themeColor="light1" w:fill="ffffff" w:themeFill="light1"/>
         <w:tcBorders>
-          <w:top w:val="none"/>
-          <w:left w:val="none"/>
+          <w:top w:val="none" w:color="000000" w:sz="4" w:space="0"/>
+          <w:left w:val="none" w:color="000000" w:sz="4" w:space="0"/>
           <w:bottom w:val="single" w:color="000000" w:themeColor="accent2" w:themeTint="97" w:sz="4" w:space="0"/>
-          <w:right w:val="none"/>
+          <w:right w:val="none" w:color="000000" w:sz="4" w:space="0"/>
         </w:tcBorders>
       </w:tcPr>
     </w:tblStylePr>
@@ -24253,12 +24266,12 @@
         <w:tblBorders/>
       </w:tblPr>
       <w:tcPr>
-        <w:shd w:color="ffffff"/>
+        <w:shd w:val="clear" w:color="ffffff"/>
         <w:tcBorders>
-          <w:top w:val="none"/>
+          <w:top w:val="none" w:color="000000" w:sz="4" w:space="0"/>
           <w:left w:val="single" w:color="000000" w:themeColor="accent2" w:themeTint="97" w:sz="4" w:space="0"/>
-          <w:bottom w:val="none"/>
-          <w:right w:val="none"/>
+          <w:bottom w:val="none" w:color="000000" w:sz="4" w:space="0"/>
+          <w:right w:val="none" w:color="000000" w:sz="4" w:space="0"/>
         </w:tcBorders>
       </w:tcPr>
     </w:tblStylePr>
@@ -24281,9 +24294,9 @@
         <w:shd w:val="clear" w:color="ffffff" w:themeColor="light1" w:fill="ffffff" w:themeFill="light1"/>
         <w:tcBorders>
           <w:top w:val="single" w:color="000000" w:themeColor="accent2" w:themeTint="97" w:sz="4" w:space="0"/>
-          <w:left w:val="none"/>
-          <w:bottom w:val="none"/>
-          <w:right w:val="none"/>
+          <w:left w:val="none" w:color="000000" w:sz="4" w:space="0"/>
+          <w:bottom w:val="none" w:color="000000" w:sz="4" w:space="0"/>
+          <w:right w:val="none" w:color="000000" w:sz="4" w:space="0"/>
         </w:tcBorders>
       </w:tcPr>
     </w:tblStylePr>
@@ -24358,9 +24371,9 @@
       </w:tcPr>
     </w:tblStylePr>
   </w:style>
-  <w:style w:type="table" w:styleId="113">
+  <w:style w:type="table" w:styleId="802">
     <w:name w:val="List Table 7 Colorful - Accent 3"/>
-    <w:basedOn w:val="665"/>
+    <w:basedOn w:val="887"/>
     <w:uiPriority w:val="99"/>
     <w:pPr>
       <w:pBdr/>
@@ -24459,11 +24472,11 @@
         <w:tblBorders/>
       </w:tblPr>
       <w:tcPr>
-        <w:shd w:color="ffffff"/>
+        <w:shd w:val="clear" w:color="ffffff"/>
         <w:tcBorders>
-          <w:top w:val="none"/>
-          <w:left w:val="none"/>
-          <w:bottom w:val="none"/>
+          <w:top w:val="none" w:color="000000" w:sz="4" w:space="0"/>
+          <w:left w:val="none" w:color="000000" w:sz="4" w:space="0"/>
+          <w:bottom w:val="none" w:color="000000" w:sz="4" w:space="0"/>
           <w:right w:val="single" w:color="000000" w:themeColor="accent3" w:themeTint="98" w:sz="4" w:space="0"/>
         </w:tcBorders>
       </w:tcPr>
@@ -24486,10 +24499,10 @@
       <w:tcPr>
         <w:shd w:val="clear" w:color="ffffff" w:themeColor="light1" w:fill="ffffff" w:themeFill="light1"/>
         <w:tcBorders>
-          <w:top w:val="none"/>
-          <w:left w:val="none"/>
+          <w:top w:val="none" w:color="000000" w:sz="4" w:space="0"/>
+          <w:left w:val="none" w:color="000000" w:sz="4" w:space="0"/>
           <w:bottom w:val="single" w:color="000000" w:themeColor="accent3" w:themeTint="98" w:sz="4" w:space="0"/>
-          <w:right w:val="none"/>
+          <w:right w:val="none" w:color="000000" w:sz="4" w:space="0"/>
         </w:tcBorders>
       </w:tcPr>
     </w:tblStylePr>
@@ -24509,12 +24522,12 @@
         <w:tblBorders/>
       </w:tblPr>
       <w:tcPr>
-        <w:shd w:color="ffffff"/>
+        <w:shd w:val="clear" w:color="ffffff"/>
         <w:tcBorders>
-          <w:top w:val="none"/>
+          <w:top w:val="none" w:color="000000" w:sz="4" w:space="0"/>
           <w:left w:val="single" w:color="000000" w:themeColor="accent3" w:themeTint="98" w:sz="4" w:space="0"/>
-          <w:bottom w:val="none"/>
-          <w:right w:val="none"/>
+          <w:bottom w:val="none" w:color="000000" w:sz="4" w:space="0"/>
+          <w:right w:val="none" w:color="000000" w:sz="4" w:space="0"/>
         </w:tcBorders>
       </w:tcPr>
     </w:tblStylePr>
@@ -24537,9 +24550,9 @@
         <w:shd w:val="clear" w:color="ffffff" w:themeColor="light1" w:fill="ffffff" w:themeFill="light1"/>
         <w:tcBorders>
           <w:top w:val="single" w:color="000000" w:themeColor="accent3" w:themeTint="98" w:sz="4" w:space="0"/>
-          <w:left w:val="none"/>
-          <w:bottom w:val="none"/>
-          <w:right w:val="none"/>
+          <w:left w:val="none" w:color="000000" w:sz="4" w:space="0"/>
+          <w:bottom w:val="none" w:color="000000" w:sz="4" w:space="0"/>
+          <w:right w:val="none" w:color="000000" w:sz="4" w:space="0"/>
         </w:tcBorders>
       </w:tcPr>
     </w:tblStylePr>
@@ -24614,9 +24627,9 @@
       </w:tcPr>
     </w:tblStylePr>
   </w:style>
-  <w:style w:type="table" w:styleId="114">
+  <w:style w:type="table" w:styleId="803">
     <w:name w:val="List Table 7 Colorful - Accent 4"/>
-    <w:basedOn w:val="665"/>
+    <w:basedOn w:val="887"/>
     <w:uiPriority w:val="99"/>
     <w:pPr>
       <w:pBdr/>
@@ -24715,11 +24728,11 @@
         <w:tblBorders/>
       </w:tblPr>
       <w:tcPr>
-        <w:shd w:color="ffffff"/>
+        <w:shd w:val="clear" w:color="ffffff"/>
         <w:tcBorders>
-          <w:top w:val="none"/>
-          <w:left w:val="none"/>
-          <w:bottom w:val="none"/>
+          <w:top w:val="none" w:color="000000" w:sz="4" w:space="0"/>
+          <w:left w:val="none" w:color="000000" w:sz="4" w:space="0"/>
+          <w:bottom w:val="none" w:color="000000" w:sz="4" w:space="0"/>
           <w:right w:val="single" w:color="000000" w:themeColor="accent4" w:themeTint="9A" w:sz="4" w:space="0"/>
         </w:tcBorders>
       </w:tcPr>
@@ -24742,10 +24755,10 @@
       <w:tcPr>
         <w:shd w:val="clear" w:color="ffffff" w:themeColor="light1" w:fill="ffffff" w:themeFill="light1"/>
         <w:tcBorders>
-          <w:top w:val="none"/>
-          <w:left w:val="none"/>
+          <w:top w:val="none" w:color="000000" w:sz="4" w:space="0"/>
+          <w:left w:val="none" w:color="000000" w:sz="4" w:space="0"/>
           <w:bottom w:val="single" w:color="000000" w:themeColor="accent4" w:themeTint="9A" w:sz="4" w:space="0"/>
-          <w:right w:val="none"/>
+          <w:right w:val="none" w:color="000000" w:sz="4" w:space="0"/>
         </w:tcBorders>
       </w:tcPr>
     </w:tblStylePr>
@@ -24765,12 +24778,12 @@
         <w:tblBorders/>
       </w:tblPr>
       <w:tcPr>
-        <w:shd w:color="ffffff"/>
+        <w:shd w:val="clear" w:color="ffffff"/>
         <w:tcBorders>
-          <w:top w:val="none"/>
+          <w:top w:val="none" w:color="000000" w:sz="4" w:space="0"/>
           <w:left w:val="single" w:color="000000" w:themeColor="accent4" w:themeTint="9A" w:sz="4" w:space="0"/>
-          <w:bottom w:val="none"/>
-          <w:right w:val="none"/>
+          <w:bottom w:val="none" w:color="000000" w:sz="4" w:space="0"/>
+          <w:right w:val="none" w:color="000000" w:sz="4" w:space="0"/>
         </w:tcBorders>
       </w:tcPr>
     </w:tblStylePr>
@@ -24793,9 +24806,9 @@
         <w:shd w:val="clear" w:color="ffffff" w:themeColor="light1" w:fill="ffffff" w:themeFill="light1"/>
         <w:tcBorders>
           <w:top w:val="single" w:color="000000" w:themeColor="accent4" w:themeTint="9A" w:sz="4" w:space="0"/>
-          <w:left w:val="none"/>
-          <w:bottom w:val="none"/>
-          <w:right w:val="none"/>
+          <w:left w:val="none" w:color="000000" w:sz="4" w:space="0"/>
+          <w:bottom w:val="none" w:color="000000" w:sz="4" w:space="0"/>
+          <w:right w:val="none" w:color="000000" w:sz="4" w:space="0"/>
         </w:tcBorders>
       </w:tcPr>
     </w:tblStylePr>
@@ -24870,9 +24883,9 @@
       </w:tcPr>
     </w:tblStylePr>
   </w:style>
-  <w:style w:type="table" w:styleId="115">
+  <w:style w:type="table" w:styleId="804">
     <w:name w:val="List Table 7 Colorful - Accent 5"/>
-    <w:basedOn w:val="665"/>
+    <w:basedOn w:val="887"/>
     <w:uiPriority w:val="99"/>
     <w:pPr>
       <w:pBdr/>
@@ -24971,11 +24984,11 @@
         <w:tblBorders/>
       </w:tblPr>
       <w:tcPr>
-        <w:shd w:color="ffffff"/>
+        <w:shd w:val="clear" w:color="ffffff"/>
         <w:tcBorders>
-          <w:top w:val="none"/>
-          <w:left w:val="none"/>
-          <w:bottom w:val="none"/>
+          <w:top w:val="none" w:color="000000" w:sz="4" w:space="0"/>
+          <w:left w:val="none" w:color="000000" w:sz="4" w:space="0"/>
+          <w:bottom w:val="none" w:color="000000" w:sz="4" w:space="0"/>
           <w:right w:val="single" w:color="000000" w:themeColor="accent5" w:themeTint="9A" w:sz="4" w:space="0"/>
         </w:tcBorders>
       </w:tcPr>
@@ -24998,10 +25011,10 @@
       <w:tcPr>
         <w:shd w:val="clear" w:color="ffffff" w:themeColor="light1" w:fill="ffffff" w:themeFill="light1"/>
         <w:tcBorders>
-          <w:top w:val="none"/>
-          <w:left w:val="none"/>
+          <w:top w:val="none" w:color="000000" w:sz="4" w:space="0"/>
+          <w:left w:val="none" w:color="000000" w:sz="4" w:space="0"/>
           <w:bottom w:val="single" w:color="000000" w:themeColor="accent5" w:themeTint="9A" w:sz="4" w:space="0"/>
-          <w:right w:val="none"/>
+          <w:right w:val="none" w:color="000000" w:sz="4" w:space="0"/>
         </w:tcBorders>
       </w:tcPr>
     </w:tblStylePr>
@@ -25021,12 +25034,12 @@
         <w:tblBorders/>
       </w:tblPr>
       <w:tcPr>
-        <w:shd w:color="ffffff"/>
+        <w:shd w:val="clear" w:color="ffffff"/>
         <w:tcBorders>
-          <w:top w:val="none"/>
+          <w:top w:val="none" w:color="000000" w:sz="4" w:space="0"/>
           <w:left w:val="single" w:color="000000" w:themeColor="accent5" w:themeTint="9A" w:sz="4" w:space="0"/>
-          <w:bottom w:val="none"/>
-          <w:right w:val="none"/>
+          <w:bottom w:val="none" w:color="000000" w:sz="4" w:space="0"/>
+          <w:right w:val="none" w:color="000000" w:sz="4" w:space="0"/>
         </w:tcBorders>
       </w:tcPr>
     </w:tblStylePr>
@@ -25049,9 +25062,9 @@
         <w:shd w:val="clear" w:color="ffffff" w:themeColor="light1" w:fill="ffffff" w:themeFill="light1"/>
         <w:tcBorders>
           <w:top w:val="single" w:color="000000" w:themeColor="accent5" w:themeTint="9A" w:sz="4" w:space="0"/>
-          <w:left w:val="none"/>
-          <w:bottom w:val="none"/>
-          <w:right w:val="none"/>
+          <w:left w:val="none" w:color="000000" w:sz="4" w:space="0"/>
+          <w:bottom w:val="none" w:color="000000" w:sz="4" w:space="0"/>
+          <w:right w:val="none" w:color="000000" w:sz="4" w:space="0"/>
         </w:tcBorders>
       </w:tcPr>
     </w:tblStylePr>
@@ -25126,9 +25139,9 @@
       </w:tcPr>
     </w:tblStylePr>
   </w:style>
-  <w:style w:type="table" w:styleId="116">
+  <w:style w:type="table" w:styleId="805">
     <w:name w:val="List Table 7 Colorful - Accent 6"/>
-    <w:basedOn w:val="665"/>
+    <w:basedOn w:val="887"/>
     <w:uiPriority w:val="99"/>
     <w:pPr>
       <w:pBdr/>
@@ -25227,11 +25240,11 @@
         <w:tblBorders/>
       </w:tblPr>
       <w:tcPr>
-        <w:shd w:color="ffffff"/>
+        <w:shd w:val="clear" w:color="ffffff"/>
         <w:tcBorders>
-          <w:top w:val="none"/>
-          <w:left w:val="none"/>
-          <w:bottom w:val="none"/>
+          <w:top w:val="none" w:color="000000" w:sz="4" w:space="0"/>
+          <w:left w:val="none" w:color="000000" w:sz="4" w:space="0"/>
+          <w:bottom w:val="none" w:color="000000" w:sz="4" w:space="0"/>
           <w:right w:val="single" w:color="000000" w:themeColor="accent6" w:themeTint="98" w:sz="4" w:space="0"/>
         </w:tcBorders>
       </w:tcPr>
@@ -25254,10 +25267,10 @@
       <w:tcPr>
         <w:shd w:val="clear" w:color="ffffff" w:themeColor="light1" w:fill="ffffff" w:themeFill="light1"/>
         <w:tcBorders>
-          <w:top w:val="none"/>
-          <w:left w:val="none"/>
+          <w:top w:val="none" w:color="000000" w:sz="4" w:space="0"/>
+          <w:left w:val="none" w:color="000000" w:sz="4" w:space="0"/>
           <w:bottom w:val="single" w:color="000000" w:themeColor="accent6" w:themeTint="98" w:sz="4" w:space="0"/>
-          <w:right w:val="none"/>
+          <w:right w:val="none" w:color="000000" w:sz="4" w:space="0"/>
         </w:tcBorders>
       </w:tcPr>
     </w:tblStylePr>
@@ -25277,12 +25290,12 @@
         <w:tblBorders/>
       </w:tblPr>
       <w:tcPr>
-        <w:shd w:color="ffffff"/>
+        <w:shd w:val="clear" w:color="ffffff"/>
         <w:tcBorders>
-          <w:top w:val="none"/>
+          <w:top w:val="none" w:color="000000" w:sz="4" w:space="0"/>
           <w:left w:val="single" w:color="000000" w:themeColor="accent6" w:themeTint="98" w:sz="4" w:space="0"/>
-          <w:bottom w:val="none"/>
-          <w:right w:val="none"/>
+          <w:bottom w:val="none" w:color="000000" w:sz="4" w:space="0"/>
+          <w:right w:val="none" w:color="000000" w:sz="4" w:space="0"/>
         </w:tcBorders>
       </w:tcPr>
     </w:tblStylePr>
@@ -25305,9 +25318,9 @@
         <w:shd w:val="clear" w:color="ffffff" w:themeColor="light1" w:fill="ffffff" w:themeFill="light1"/>
         <w:tcBorders>
           <w:top w:val="single" w:color="000000" w:themeColor="accent6" w:themeTint="98" w:sz="4" w:space="0"/>
-          <w:left w:val="none"/>
-          <w:bottom w:val="none"/>
-          <w:right w:val="none"/>
+          <w:left w:val="none" w:color="000000" w:sz="4" w:space="0"/>
+          <w:bottom w:val="none" w:color="000000" w:sz="4" w:space="0"/>
+          <w:right w:val="none" w:color="000000" w:sz="4" w:space="0"/>
         </w:tcBorders>
       </w:tcPr>
     </w:tblStylePr>
@@ -25382,9 +25395,9 @@
       </w:tcPr>
     </w:tblStylePr>
   </w:style>
-  <w:style w:type="table" w:styleId="117">
+  <w:style w:type="table" w:styleId="806">
     <w:name w:val="Lined - Accent"/>
-    <w:basedOn w:val="665"/>
+    <w:basedOn w:val="887"/>
     <w:uiPriority w:val="99"/>
     <w:pPr>
       <w:pBdr/>
@@ -25619,9 +25632,9 @@
       </w:tcPr>
     </w:tblStylePr>
   </w:style>
-  <w:style w:type="table" w:styleId="118">
+  <w:style w:type="table" w:styleId="807">
     <w:name w:val="Lined - Accent 1"/>
-    <w:basedOn w:val="665"/>
+    <w:basedOn w:val="887"/>
     <w:uiPriority w:val="99"/>
     <w:pPr>
       <w:pBdr/>
@@ -25856,9 +25869,9 @@
       </w:tcPr>
     </w:tblStylePr>
   </w:style>
-  <w:style w:type="table" w:styleId="119">
+  <w:style w:type="table" w:styleId="808">
     <w:name w:val="Lined - Accent 2"/>
-    <w:basedOn w:val="665"/>
+    <w:basedOn w:val="887"/>
     <w:uiPriority w:val="99"/>
     <w:pPr>
       <w:pBdr/>
@@ -26093,9 +26106,9 @@
       </w:tcPr>
     </w:tblStylePr>
   </w:style>
-  <w:style w:type="table" w:styleId="120">
+  <w:style w:type="table" w:styleId="809">
     <w:name w:val="Lined - Accent 3"/>
-    <w:basedOn w:val="665"/>
+    <w:basedOn w:val="887"/>
     <w:uiPriority w:val="99"/>
     <w:pPr>
       <w:pBdr/>
@@ -26330,9 +26343,9 @@
       </w:tcPr>
     </w:tblStylePr>
   </w:style>
-  <w:style w:type="table" w:styleId="121">
+  <w:style w:type="table" w:styleId="810">
     <w:name w:val="Lined - Accent 4"/>
-    <w:basedOn w:val="665"/>
+    <w:basedOn w:val="887"/>
     <w:uiPriority w:val="99"/>
     <w:pPr>
       <w:pBdr/>
@@ -26567,9 +26580,9 @@
       </w:tcPr>
     </w:tblStylePr>
   </w:style>
-  <w:style w:type="table" w:styleId="122">
+  <w:style w:type="table" w:styleId="811">
     <w:name w:val="Lined - Accent 5"/>
-    <w:basedOn w:val="665"/>
+    <w:basedOn w:val="887"/>
     <w:uiPriority w:val="99"/>
     <w:pPr>
       <w:pBdr/>
@@ -26804,9 +26817,9 @@
       </w:tcPr>
     </w:tblStylePr>
   </w:style>
-  <w:style w:type="table" w:styleId="123">
+  <w:style w:type="table" w:styleId="812">
     <w:name w:val="Lined - Accent 6"/>
-    <w:basedOn w:val="665"/>
+    <w:basedOn w:val="887"/>
     <w:uiPriority w:val="99"/>
     <w:pPr>
       <w:pBdr/>
@@ -27041,9 +27054,9 @@
       </w:tcPr>
     </w:tblStylePr>
   </w:style>
-  <w:style w:type="table" w:styleId="124">
+  <w:style w:type="table" w:styleId="813">
     <w:name w:val="Bordered &amp; Lined - Accent"/>
-    <w:basedOn w:val="665"/>
+    <w:basedOn w:val="887"/>
     <w:uiPriority w:val="99"/>
     <w:pPr>
       <w:pBdr/>
@@ -27285,9 +27298,9 @@
       </w:tcPr>
     </w:tblStylePr>
   </w:style>
-  <w:style w:type="table" w:styleId="125">
+  <w:style w:type="table" w:styleId="814">
     <w:name w:val="Bordered &amp; Lined - Accent 1"/>
-    <w:basedOn w:val="665"/>
+    <w:basedOn w:val="887"/>
     <w:uiPriority w:val="99"/>
     <w:pPr>
       <w:pBdr/>
@@ -27529,9 +27542,9 @@
       </w:tcPr>
     </w:tblStylePr>
   </w:style>
-  <w:style w:type="table" w:styleId="126">
+  <w:style w:type="table" w:styleId="815">
     <w:name w:val="Bordered &amp; Lined - Accent 2"/>
-    <w:basedOn w:val="665"/>
+    <w:basedOn w:val="887"/>
     <w:uiPriority w:val="99"/>
     <w:pPr>
       <w:pBdr/>
@@ -27773,9 +27786,9 @@
       </w:tcPr>
     </w:tblStylePr>
   </w:style>
-  <w:style w:type="table" w:styleId="127">
+  <w:style w:type="table" w:styleId="816">
     <w:name w:val="Bordered &amp; Lined - Accent 3"/>
-    <w:basedOn w:val="665"/>
+    <w:basedOn w:val="887"/>
     <w:uiPriority w:val="99"/>
     <w:pPr>
       <w:pBdr/>
@@ -28017,9 +28030,9 @@
       </w:tcPr>
     </w:tblStylePr>
   </w:style>
-  <w:style w:type="table" w:styleId="128">
+  <w:style w:type="table" w:styleId="817">
     <w:name w:val="Bordered &amp; Lined - Accent 4"/>
-    <w:basedOn w:val="665"/>
+    <w:basedOn w:val="887"/>
     <w:uiPriority w:val="99"/>
     <w:pPr>
       <w:pBdr/>
@@ -28261,9 +28274,9 @@
       </w:tcPr>
     </w:tblStylePr>
   </w:style>
-  <w:style w:type="table" w:styleId="129">
+  <w:style w:type="table" w:styleId="818">
     <w:name w:val="Bordered &amp; Lined - Accent 5"/>
-    <w:basedOn w:val="665"/>
+    <w:basedOn w:val="887"/>
     <w:uiPriority w:val="99"/>
     <w:pPr>
       <w:pBdr/>
@@ -28505,9 +28518,9 @@
       </w:tcPr>
     </w:tblStylePr>
   </w:style>
-  <w:style w:type="table" w:styleId="130">
+  <w:style w:type="table" w:styleId="819">
     <w:name w:val="Bordered &amp; Lined - Accent 6"/>
-    <w:basedOn w:val="665"/>
+    <w:basedOn w:val="887"/>
     <w:uiPriority w:val="99"/>
     <w:pPr>
       <w:pBdr/>
@@ -28749,9 +28762,9 @@
       </w:tcPr>
     </w:tblStylePr>
   </w:style>
-  <w:style w:type="table" w:styleId="131">
+  <w:style w:type="table" w:styleId="820">
     <w:name w:val="Bordered"/>
-    <w:basedOn w:val="665"/>
+    <w:basedOn w:val="887"/>
     <w:uiPriority w:val="99"/>
     <w:pPr>
       <w:pBdr/>
@@ -28980,9 +28993,9 @@
       </w:tcPr>
     </w:tblStylePr>
   </w:style>
-  <w:style w:type="table" w:styleId="132">
+  <w:style w:type="table" w:styleId="821">
     <w:name w:val="Bordered - Accent 1"/>
-    <w:basedOn w:val="665"/>
+    <w:basedOn w:val="887"/>
     <w:uiPriority w:val="99"/>
     <w:pPr>
       <w:pBdr/>
@@ -29211,9 +29224,9 @@
       </w:tcPr>
     </w:tblStylePr>
   </w:style>
-  <w:style w:type="table" w:styleId="133">
+  <w:style w:type="table" w:styleId="822">
     <w:name w:val="Bordered - Accent 2"/>
-    <w:basedOn w:val="665"/>
+    <w:basedOn w:val="887"/>
     <w:uiPriority w:val="99"/>
     <w:pPr>
       <w:pBdr/>
@@ -29442,9 +29455,9 @@
       </w:tcPr>
     </w:tblStylePr>
   </w:style>
-  <w:style w:type="table" w:styleId="134">
+  <w:style w:type="table" w:styleId="823">
     <w:name w:val="Bordered - Accent 3"/>
-    <w:basedOn w:val="665"/>
+    <w:basedOn w:val="887"/>
     <w:uiPriority w:val="99"/>
     <w:pPr>
       <w:pBdr/>
@@ -29673,9 +29686,9 @@
       </w:tcPr>
     </w:tblStylePr>
   </w:style>
-  <w:style w:type="table" w:styleId="135">
+  <w:style w:type="table" w:styleId="824">
     <w:name w:val="Bordered - Accent 4"/>
-    <w:basedOn w:val="665"/>
+    <w:basedOn w:val="887"/>
     <w:uiPriority w:val="99"/>
     <w:pPr>
       <w:pBdr/>
@@ -29904,9 +29917,9 @@
       </w:tcPr>
     </w:tblStylePr>
   </w:style>
-  <w:style w:type="table" w:styleId="136">
+  <w:style w:type="table" w:styleId="825">
     <w:name w:val="Bordered - Accent 5"/>
-    <w:basedOn w:val="665"/>
+    <w:basedOn w:val="887"/>
     <w:uiPriority w:val="99"/>
     <w:pPr>
       <w:pBdr/>
@@ -30135,9 +30148,9 @@
       </w:tcPr>
     </w:tblStylePr>
   </w:style>
-  <w:style w:type="table" w:styleId="137">
+  <w:style w:type="table" w:styleId="826">
     <w:name w:val="Bordered - Accent 6"/>
-    <w:basedOn w:val="665"/>
+    <w:basedOn w:val="887"/>
     <w:uiPriority w:val="99"/>
     <w:pPr>
       <w:pBdr/>
@@ -30366,11 +30379,11 @@
       </w:tcPr>
     </w:tblStylePr>
   </w:style>
-  <w:style w:type="paragraph" w:styleId="139">
+  <w:style w:type="paragraph" w:styleId="827">
     <w:name w:val="Heading 1"/>
-    <w:basedOn w:val="664"/>
-    <w:next w:val="664"/>
-    <w:link w:val="150"/>
+    <w:basedOn w:val="886"/>
+    <w:next w:val="886"/>
+    <w:link w:val="837"/>
     <w:uiPriority w:val="9"/>
     <w:qFormat/>
     <w:pPr>
@@ -30388,11 +30401,11 @@
       <w:szCs w:val="40"/>
     </w:rPr>
   </w:style>
-  <w:style w:type="paragraph" w:styleId="140">
+  <w:style w:type="paragraph" w:styleId="828">
     <w:name w:val="Heading 2"/>
-    <w:basedOn w:val="664"/>
-    <w:next w:val="664"/>
-    <w:link w:val="151"/>
+    <w:basedOn w:val="886"/>
+    <w:next w:val="886"/>
+    <w:link w:val="838"/>
     <w:uiPriority w:val="9"/>
     <w:unhideWhenUsed/>
     <w:qFormat/>
@@ -30411,11 +30424,11 @@
       <w:szCs w:val="32"/>
     </w:rPr>
   </w:style>
-  <w:style w:type="paragraph" w:styleId="141">
+  <w:style w:type="paragraph" w:styleId="829">
     <w:name w:val="Heading 3"/>
-    <w:basedOn w:val="664"/>
-    <w:next w:val="664"/>
-    <w:link w:val="152"/>
+    <w:basedOn w:val="886"/>
+    <w:next w:val="886"/>
+    <w:link w:val="839"/>
     <w:uiPriority w:val="9"/>
     <w:unhideWhenUsed/>
     <w:qFormat/>
@@ -30434,11 +30447,11 @@
       <w:szCs w:val="28"/>
     </w:rPr>
   </w:style>
-  <w:style w:type="paragraph" w:styleId="142">
+  <w:style w:type="paragraph" w:styleId="830">
     <w:name w:val="Heading 4"/>
-    <w:basedOn w:val="664"/>
-    <w:next w:val="664"/>
-    <w:link w:val="153"/>
+    <w:basedOn w:val="886"/>
+    <w:next w:val="886"/>
+    <w:link w:val="840"/>
     <w:uiPriority w:val="9"/>
     <w:unhideWhenUsed/>
     <w:qFormat/>
@@ -30457,11 +30470,11 @@
       <w:color w:val="0f4761" w:themeColor="accent1" w:themeShade="BF"/>
     </w:rPr>
   </w:style>
-  <w:style w:type="paragraph" w:styleId="143">
+  <w:style w:type="paragraph" w:styleId="831">
     <w:name w:val="Heading 5"/>
-    <w:basedOn w:val="664"/>
-    <w:next w:val="664"/>
-    <w:link w:val="154"/>
+    <w:basedOn w:val="886"/>
+    <w:next w:val="886"/>
+    <w:link w:val="841"/>
     <w:uiPriority w:val="9"/>
     <w:unhideWhenUsed/>
     <w:qFormat/>
@@ -30478,11 +30491,11 @@
       <w:color w:val="0f4761" w:themeColor="accent1" w:themeShade="BF"/>
     </w:rPr>
   </w:style>
-  <w:style w:type="paragraph" w:styleId="144">
+  <w:style w:type="paragraph" w:styleId="832">
     <w:name w:val="Heading 6"/>
-    <w:basedOn w:val="664"/>
-    <w:next w:val="664"/>
-    <w:link w:val="155"/>
+    <w:basedOn w:val="886"/>
+    <w:next w:val="886"/>
+    <w:link w:val="842"/>
     <w:uiPriority w:val="9"/>
     <w:unhideWhenUsed/>
     <w:qFormat/>
@@ -30501,11 +30514,11 @@
       <w:color w:val="595959" w:themeColor="text1" w:themeTint="A6"/>
     </w:rPr>
   </w:style>
-  <w:style w:type="paragraph" w:styleId="145">
+  <w:style w:type="paragraph" w:styleId="833">
     <w:name w:val="Heading 7"/>
-    <w:basedOn w:val="664"/>
-    <w:next w:val="664"/>
-    <w:link w:val="156"/>
+    <w:basedOn w:val="886"/>
+    <w:next w:val="886"/>
+    <w:link w:val="843"/>
     <w:uiPriority w:val="9"/>
     <w:unhideWhenUsed/>
     <w:qFormat/>
@@ -30522,11 +30535,11 @@
       <w:color w:val="595959" w:themeColor="text1" w:themeTint="A6"/>
     </w:rPr>
   </w:style>
-  <w:style w:type="paragraph" w:styleId="146">
+  <w:style w:type="paragraph" w:styleId="834">
     <w:name w:val="Heading 8"/>
-    <w:basedOn w:val="664"/>
-    <w:next w:val="664"/>
-    <w:link w:val="157"/>
+    <w:basedOn w:val="886"/>
+    <w:next w:val="886"/>
+    <w:link w:val="844"/>
     <w:uiPriority w:val="9"/>
     <w:unhideWhenUsed/>
     <w:qFormat/>
@@ -30545,11 +30558,11 @@
       <w:color w:val="272727" w:themeColor="text1" w:themeTint="D8"/>
     </w:rPr>
   </w:style>
-  <w:style w:type="paragraph" w:styleId="147">
+  <w:style w:type="paragraph" w:styleId="835">
     <w:name w:val="Heading 9"/>
-    <w:basedOn w:val="664"/>
-    <w:next w:val="664"/>
-    <w:link w:val="158"/>
+    <w:basedOn w:val="886"/>
+    <w:next w:val="886"/>
+    <w:link w:val="845"/>
     <w:uiPriority w:val="9"/>
     <w:unhideWhenUsed/>
     <w:qFormat/>
@@ -30568,7 +30581,7 @@
       <w:color w:val="272727" w:themeColor="text1" w:themeTint="D8"/>
     </w:rPr>
   </w:style>
-  <w:style w:type="character" w:styleId="148" w:default="1">
+  <w:style w:type="character" w:styleId="836" w:default="1">
     <w:name w:val="Default Paragraph Font"/>
     <w:uiPriority w:val="1"/>
     <w:semiHidden/>
@@ -30579,10 +30592,10 @@
       <w:ind/>
     </w:pPr>
   </w:style>
-  <w:style w:type="character" w:styleId="150">
+  <w:style w:type="character" w:styleId="837">
     <w:name w:val="Heading 1 Char"/>
-    <w:basedOn w:val="148"/>
-    <w:link w:val="139"/>
+    <w:basedOn w:val="836"/>
+    <w:link w:val="827"/>
     <w:uiPriority w:val="9"/>
     <w:pPr>
       <w:pBdr/>
@@ -30596,10 +30609,10 @@
       <w:szCs w:val="40"/>
     </w:rPr>
   </w:style>
-  <w:style w:type="character" w:styleId="151">
+  <w:style w:type="character" w:styleId="838">
     <w:name w:val="Heading 2 Char"/>
-    <w:basedOn w:val="148"/>
-    <w:link w:val="140"/>
+    <w:basedOn w:val="836"/>
+    <w:link w:val="828"/>
     <w:uiPriority w:val="9"/>
     <w:pPr>
       <w:pBdr/>
@@ -30613,10 +30626,10 @@
       <w:szCs w:val="32"/>
     </w:rPr>
   </w:style>
-  <w:style w:type="character" w:styleId="152">
+  <w:style w:type="character" w:styleId="839">
     <w:name w:val="Heading 3 Char"/>
-    <w:basedOn w:val="148"/>
-    <w:link w:val="141"/>
+    <w:basedOn w:val="836"/>
+    <w:link w:val="829"/>
     <w:uiPriority w:val="9"/>
     <w:pPr>
       <w:pBdr/>
@@ -30630,10 +30643,10 @@
       <w:szCs w:val="28"/>
     </w:rPr>
   </w:style>
-  <w:style w:type="character" w:styleId="153">
+  <w:style w:type="character" w:styleId="840">
     <w:name w:val="Heading 4 Char"/>
-    <w:basedOn w:val="148"/>
-    <w:link w:val="142"/>
+    <w:basedOn w:val="836"/>
+    <w:link w:val="830"/>
     <w:uiPriority w:val="9"/>
     <w:pPr>
       <w:pBdr/>
@@ -30647,10 +30660,10 @@
       <w:color w:val="0f4761" w:themeColor="accent1" w:themeShade="BF"/>
     </w:rPr>
   </w:style>
-  <w:style w:type="character" w:styleId="154">
+  <w:style w:type="character" w:styleId="841">
     <w:name w:val="Heading 5 Char"/>
-    <w:basedOn w:val="148"/>
-    <w:link w:val="143"/>
+    <w:basedOn w:val="836"/>
+    <w:link w:val="831"/>
     <w:uiPriority w:val="9"/>
     <w:pPr>
       <w:pBdr/>
@@ -30662,10 +30675,10 @@
       <w:color w:val="0f4761" w:themeColor="accent1" w:themeShade="BF"/>
     </w:rPr>
   </w:style>
-  <w:style w:type="character" w:styleId="155">
+  <w:style w:type="character" w:styleId="842">
     <w:name w:val="Heading 6 Char"/>
-    <w:basedOn w:val="148"/>
-    <w:link w:val="144"/>
+    <w:basedOn w:val="836"/>
+    <w:link w:val="832"/>
     <w:uiPriority w:val="9"/>
     <w:pPr>
       <w:pBdr/>
@@ -30679,10 +30692,10 @@
       <w:color w:val="595959" w:themeColor="text1" w:themeTint="A6"/>
     </w:rPr>
   </w:style>
-  <w:style w:type="character" w:styleId="156">
+  <w:style w:type="character" w:styleId="843">
     <w:name w:val="Heading 7 Char"/>
-    <w:basedOn w:val="148"/>
-    <w:link w:val="145"/>
+    <w:basedOn w:val="836"/>
+    <w:link w:val="833"/>
     <w:uiPriority w:val="9"/>
     <w:pPr>
       <w:pBdr/>
@@ -30694,10 +30707,10 @@
       <w:color w:val="595959" w:themeColor="text1" w:themeTint="A6"/>
     </w:rPr>
   </w:style>
-  <w:style w:type="character" w:styleId="157">
+  <w:style w:type="character" w:styleId="844">
     <w:name w:val="Heading 8 Char"/>
-    <w:basedOn w:val="148"/>
-    <w:link w:val="146"/>
+    <w:basedOn w:val="836"/>
+    <w:link w:val="834"/>
     <w:uiPriority w:val="9"/>
     <w:pPr>
       <w:pBdr/>
@@ -30711,10 +30724,10 @@
       <w:color w:val="272727" w:themeColor="text1" w:themeTint="D8"/>
     </w:rPr>
   </w:style>
-  <w:style w:type="character" w:styleId="158">
+  <w:style w:type="character" w:styleId="845">
     <w:name w:val="Heading 9 Char"/>
-    <w:basedOn w:val="148"/>
-    <w:link w:val="147"/>
+    <w:basedOn w:val="836"/>
+    <w:link w:val="835"/>
     <w:uiPriority w:val="9"/>
     <w:pPr>
       <w:pBdr/>
@@ -30728,11 +30741,11 @@
       <w:color w:val="272727" w:themeColor="text1" w:themeTint="D8"/>
     </w:rPr>
   </w:style>
-  <w:style w:type="paragraph" w:styleId="159">
+  <w:style w:type="paragraph" w:styleId="846">
     <w:name w:val="Title"/>
-    <w:basedOn w:val="664"/>
-    <w:next w:val="664"/>
-    <w:link w:val="160"/>
+    <w:basedOn w:val="886"/>
+    <w:next w:val="886"/>
+    <w:link w:val="847"/>
     <w:uiPriority w:val="10"/>
     <w:qFormat/>
     <w:pPr>
@@ -30748,10 +30761,10 @@
       <w:szCs w:val="56"/>
     </w:rPr>
   </w:style>
-  <w:style w:type="character" w:styleId="160">
+  <w:style w:type="character" w:styleId="847">
     <w:name w:val="Title Char"/>
-    <w:basedOn w:val="148"/>
-    <w:link w:val="159"/>
+    <w:basedOn w:val="836"/>
+    <w:link w:val="846"/>
     <w:uiPriority w:val="10"/>
     <w:pPr>
       <w:pBdr/>
@@ -30765,11 +30778,11 @@
       <w:szCs w:val="56"/>
     </w:rPr>
   </w:style>
-  <w:style w:type="paragraph" w:styleId="161">
+  <w:style w:type="paragraph" w:styleId="848">
     <w:name w:val="Subtitle"/>
-    <w:basedOn w:val="664"/>
-    <w:next w:val="664"/>
-    <w:link w:val="162"/>
+    <w:basedOn w:val="886"/>
+    <w:next w:val="886"/>
+    <w:link w:val="849"/>
     <w:uiPriority w:val="11"/>
     <w:qFormat/>
     <w:pPr>
@@ -30787,10 +30800,10 @@
       <w:szCs w:val="28"/>
     </w:rPr>
   </w:style>
-  <w:style w:type="character" w:styleId="162">
+  <w:style w:type="character" w:styleId="849">
     <w:name w:val="Subtitle Char"/>
-    <w:basedOn w:val="148"/>
-    <w:link w:val="161"/>
+    <w:basedOn w:val="836"/>
+    <w:link w:val="848"/>
     <w:uiPriority w:val="11"/>
     <w:pPr>
       <w:pBdr/>
@@ -30804,11 +30817,11 @@
       <w:szCs w:val="28"/>
     </w:rPr>
   </w:style>
-  <w:style w:type="paragraph" w:styleId="163">
+  <w:style w:type="paragraph" w:styleId="850">
     <w:name w:val="Quote"/>
-    <w:basedOn w:val="664"/>
-    <w:next w:val="664"/>
-    <w:link w:val="164"/>
+    <w:basedOn w:val="886"/>
+    <w:next w:val="886"/>
+    <w:link w:val="851"/>
     <w:uiPriority w:val="29"/>
     <w:qFormat/>
     <w:pPr>
@@ -30823,10 +30836,10 @@
       <w:color w:val="404040" w:themeColor="text1" w:themeTint="BF"/>
     </w:rPr>
   </w:style>
-  <w:style w:type="character" w:styleId="164">
+  <w:style w:type="character" w:styleId="851">
     <w:name w:val="Quote Char"/>
-    <w:basedOn w:val="148"/>
-    <w:link w:val="163"/>
+    <w:basedOn w:val="836"/>
+    <w:link w:val="850"/>
     <w:uiPriority w:val="29"/>
     <w:pPr>
       <w:pBdr/>
@@ -30839,9 +30852,9 @@
       <w:color w:val="404040" w:themeColor="text1" w:themeTint="BF"/>
     </w:rPr>
   </w:style>
-  <w:style w:type="character" w:styleId="166">
+  <w:style w:type="character" w:styleId="852">
     <w:name w:val="Intense Emphasis"/>
-    <w:basedOn w:val="148"/>
+    <w:basedOn w:val="836"/>
     <w:uiPriority w:val="21"/>
     <w:qFormat/>
     <w:pPr>
@@ -30855,11 +30868,11 @@
       <w:color w:val="0f4761" w:themeColor="accent1" w:themeShade="BF"/>
     </w:rPr>
   </w:style>
-  <w:style w:type="paragraph" w:styleId="167">
+  <w:style w:type="paragraph" w:styleId="853">
     <w:name w:val="Intense Quote"/>
-    <w:basedOn w:val="664"/>
-    <w:next w:val="664"/>
-    <w:link w:val="168"/>
+    <w:basedOn w:val="886"/>
+    <w:next w:val="886"/>
+    <w:link w:val="854"/>
     <w:uiPriority w:val="30"/>
     <w:qFormat/>
     <w:pPr>
@@ -30877,10 +30890,10 @@
       <w:color w:val="0f4761" w:themeColor="accent1" w:themeShade="BF"/>
     </w:rPr>
   </w:style>
-  <w:style w:type="character" w:styleId="168">
+  <w:style w:type="character" w:styleId="854">
     <w:name w:val="Intense Quote Char"/>
-    <w:basedOn w:val="148"/>
-    <w:link w:val="167"/>
+    <w:basedOn w:val="836"/>
+    <w:link w:val="853"/>
     <w:uiPriority w:val="30"/>
     <w:pPr>
       <w:pBdr/>
@@ -30893,9 +30906,9 @@
       <w:color w:val="0f4761" w:themeColor="accent1" w:themeShade="BF"/>
     </w:rPr>
   </w:style>
-  <w:style w:type="character" w:styleId="169">
+  <w:style w:type="character" w:styleId="855">
     <w:name w:val="Intense Reference"/>
-    <w:basedOn w:val="148"/>
+    <w:basedOn w:val="836"/>
     <w:uiPriority w:val="32"/>
     <w:qFormat/>
     <w:pPr>
@@ -30911,9 +30924,9 @@
       <w:spacing w:val="5"/>
     </w:rPr>
   </w:style>
-  <w:style w:type="character" w:styleId="171">
+  <w:style w:type="character" w:styleId="856">
     <w:name w:val="Subtle Emphasis"/>
-    <w:basedOn w:val="148"/>
+    <w:basedOn w:val="836"/>
     <w:uiPriority w:val="19"/>
     <w:qFormat/>
     <w:pPr>
@@ -30927,9 +30940,9 @@
       <w:color w:val="404040" w:themeColor="text1" w:themeTint="BF"/>
     </w:rPr>
   </w:style>
-  <w:style w:type="character" w:styleId="172">
+  <w:style w:type="character" w:styleId="857">
     <w:name w:val="Emphasis"/>
-    <w:basedOn w:val="148"/>
+    <w:basedOn w:val="836"/>
     <w:uiPriority w:val="20"/>
     <w:qFormat/>
     <w:pPr>
@@ -30942,9 +30955,9 @@
       <w:iCs/>
     </w:rPr>
   </w:style>
-  <w:style w:type="character" w:styleId="173">
+  <w:style w:type="character" w:styleId="858">
     <w:name w:val="Strong"/>
-    <w:basedOn w:val="148"/>
+    <w:basedOn w:val="836"/>
     <w:uiPriority w:val="22"/>
     <w:qFormat/>
     <w:pPr>
@@ -30957,9 +30970,9 @@
       <w:bCs/>
     </w:rPr>
   </w:style>
-  <w:style w:type="character" w:styleId="174">
+  <w:style w:type="character" w:styleId="859">
     <w:name w:val="Subtle Reference"/>
-    <w:basedOn w:val="148"/>
+    <w:basedOn w:val="836"/>
     <w:uiPriority w:val="31"/>
     <w:qFormat/>
     <w:pPr>
@@ -30972,9 +30985,9 @@
       <w:color w:val="5a5a5a" w:themeColor="text1" w:themeTint="A5"/>
     </w:rPr>
   </w:style>
-  <w:style w:type="character" w:styleId="175">
+  <w:style w:type="character" w:styleId="860">
     <w:name w:val="Book Title"/>
-    <w:basedOn w:val="148"/>
+    <w:basedOn w:val="836"/>
     <w:uiPriority w:val="33"/>
     <w:qFormat/>
     <w:pPr>
@@ -30990,10 +31003,10 @@
       <w:spacing w:val="5"/>
     </w:rPr>
   </w:style>
-  <w:style w:type="paragraph" w:styleId="176">
+  <w:style w:type="paragraph" w:styleId="861">
     <w:name w:val="Header"/>
-    <w:basedOn w:val="664"/>
-    <w:link w:val="177"/>
+    <w:basedOn w:val="886"/>
+    <w:link w:val="862"/>
     <w:uiPriority w:val="99"/>
     <w:unhideWhenUsed/>
     <w:pPr>
@@ -31006,10 +31019,10 @@
       <w:ind/>
     </w:pPr>
   </w:style>
-  <w:style w:type="character" w:styleId="177">
+  <w:style w:type="character" w:styleId="862">
     <w:name w:val="Header Char"/>
-    <w:basedOn w:val="148"/>
-    <w:link w:val="176"/>
+    <w:basedOn w:val="836"/>
+    <w:link w:val="861"/>
     <w:uiPriority w:val="99"/>
     <w:pPr>
       <w:pBdr/>
@@ -31017,10 +31030,10 @@
       <w:ind/>
     </w:pPr>
   </w:style>
-  <w:style w:type="paragraph" w:styleId="178">
+  <w:style w:type="paragraph" w:styleId="863">
     <w:name w:val="Footer"/>
-    <w:basedOn w:val="664"/>
-    <w:link w:val="179"/>
+    <w:basedOn w:val="886"/>
+    <w:link w:val="864"/>
     <w:uiPriority w:val="99"/>
     <w:unhideWhenUsed/>
     <w:pPr>
@@ -31033,10 +31046,10 @@
       <w:ind/>
     </w:pPr>
   </w:style>
-  <w:style w:type="character" w:styleId="179">
+  <w:style w:type="character" w:styleId="864">
     <w:name w:val="Footer Char"/>
-    <w:basedOn w:val="148"/>
-    <w:link w:val="178"/>
+    <w:basedOn w:val="836"/>
+    <w:link w:val="863"/>
     <w:uiPriority w:val="99"/>
     <w:pPr>
       <w:pBdr/>
@@ -31044,10 +31057,10 @@
       <w:ind/>
     </w:pPr>
   </w:style>
-  <w:style w:type="paragraph" w:styleId="180">
+  <w:style w:type="paragraph" w:styleId="865">
     <w:name w:val="Caption"/>
-    <w:basedOn w:val="664"/>
-    <w:next w:val="664"/>
+    <w:basedOn w:val="886"/>
+    <w:next w:val="886"/>
     <w:uiPriority w:val="35"/>
     <w:unhideWhenUsed/>
     <w:qFormat/>
@@ -31064,10 +31077,10 @@
       <w:szCs w:val="18"/>
     </w:rPr>
   </w:style>
-  <w:style w:type="paragraph" w:styleId="181">
+  <w:style w:type="paragraph" w:styleId="866">
     <w:name w:val="footnote text"/>
-    <w:basedOn w:val="664"/>
-    <w:link w:val="182"/>
+    <w:basedOn w:val="886"/>
+    <w:link w:val="867"/>
     <w:uiPriority w:val="99"/>
     <w:semiHidden/>
     <w:unhideWhenUsed/>
@@ -31081,10 +31094,10 @@
       <w:szCs w:val="20"/>
     </w:rPr>
   </w:style>
-  <w:style w:type="character" w:styleId="182">
+  <w:style w:type="character" w:styleId="867">
     <w:name w:val="Footnote Text Char"/>
-    <w:basedOn w:val="148"/>
-    <w:link w:val="181"/>
+    <w:basedOn w:val="836"/>
+    <w:link w:val="866"/>
     <w:uiPriority w:val="99"/>
     <w:semiHidden/>
     <w:pPr>
@@ -31097,9 +31110,9 @@
       <w:szCs w:val="20"/>
     </w:rPr>
   </w:style>
-  <w:style w:type="character" w:styleId="183">
+  <w:style w:type="character" w:styleId="868">
     <w:name w:val="footnote reference"/>
-    <w:basedOn w:val="148"/>
+    <w:basedOn w:val="836"/>
     <w:uiPriority w:val="99"/>
     <w:semiHidden/>
     <w:unhideWhenUsed/>
@@ -31112,10 +31125,10 @@
       <w:vertAlign w:val="superscript"/>
     </w:rPr>
   </w:style>
-  <w:style w:type="paragraph" w:styleId="184">
+  <w:style w:type="paragraph" w:styleId="869">
     <w:name w:val="endnote text"/>
-    <w:basedOn w:val="664"/>
-    <w:link w:val="185"/>
+    <w:basedOn w:val="886"/>
+    <w:link w:val="870"/>
     <w:uiPriority w:val="99"/>
     <w:semiHidden/>
     <w:unhideWhenUsed/>
@@ -31129,10 +31142,10 @@
       <w:szCs w:val="20"/>
     </w:rPr>
   </w:style>
-  <w:style w:type="character" w:styleId="185">
+  <w:style w:type="character" w:styleId="870">
     <w:name w:val="Endnote Text Char"/>
-    <w:basedOn w:val="148"/>
-    <w:link w:val="184"/>
+    <w:basedOn w:val="836"/>
+    <w:link w:val="869"/>
     <w:uiPriority w:val="99"/>
     <w:semiHidden/>
     <w:pPr>
@@ -31145,9 +31158,9 @@
       <w:szCs w:val="20"/>
     </w:rPr>
   </w:style>
-  <w:style w:type="character" w:styleId="186">
+  <w:style w:type="character" w:styleId="871">
     <w:name w:val="endnote reference"/>
-    <w:basedOn w:val="148"/>
+    <w:basedOn w:val="836"/>
     <w:uiPriority w:val="99"/>
     <w:semiHidden/>
     <w:unhideWhenUsed/>
@@ -31160,9 +31173,9 @@
       <w:vertAlign w:val="superscript"/>
     </w:rPr>
   </w:style>
-  <w:style w:type="character" w:styleId="187">
+  <w:style w:type="character" w:styleId="872">
     <w:name w:val="Hyperlink"/>
-    <w:basedOn w:val="148"/>
+    <w:basedOn w:val="836"/>
     <w:uiPriority w:val="99"/>
     <w:unhideWhenUsed/>
     <w:pPr>
@@ -31175,9 +31188,9 @@
       <w:u w:val="single"/>
     </w:rPr>
   </w:style>
-  <w:style w:type="character" w:styleId="188">
+  <w:style w:type="character" w:styleId="873">
     <w:name w:val="FollowedHyperlink"/>
-    <w:basedOn w:val="148"/>
+    <w:basedOn w:val="836"/>
     <w:uiPriority w:val="99"/>
     <w:semiHidden/>
     <w:unhideWhenUsed/>
@@ -31191,10 +31204,10 @@
       <w:u w:val="single"/>
     </w:rPr>
   </w:style>
-  <w:style w:type="paragraph" w:styleId="189">
+  <w:style w:type="paragraph" w:styleId="874">
     <w:name w:val="toc 1"/>
-    <w:basedOn w:val="664"/>
-    <w:next w:val="664"/>
+    <w:basedOn w:val="886"/>
+    <w:next w:val="886"/>
     <w:uiPriority w:val="39"/>
     <w:unhideWhenUsed/>
     <w:pPr>
@@ -31203,10 +31216,10 @@
       <w:ind/>
     </w:pPr>
   </w:style>
-  <w:style w:type="paragraph" w:styleId="190">
+  <w:style w:type="paragraph" w:styleId="875">
     <w:name w:val="toc 2"/>
-    <w:basedOn w:val="664"/>
-    <w:next w:val="664"/>
+    <w:basedOn w:val="886"/>
+    <w:next w:val="886"/>
     <w:uiPriority w:val="39"/>
     <w:unhideWhenUsed/>
     <w:pPr>
@@ -31215,10 +31228,10 @@
       <w:ind w:left="220"/>
     </w:pPr>
   </w:style>
-  <w:style w:type="paragraph" w:styleId="191">
+  <w:style w:type="paragraph" w:styleId="876">
     <w:name w:val="toc 3"/>
-    <w:basedOn w:val="664"/>
-    <w:next w:val="664"/>
+    <w:basedOn w:val="886"/>
+    <w:next w:val="886"/>
     <w:uiPriority w:val="39"/>
     <w:unhideWhenUsed/>
     <w:pPr>
@@ -31227,10 +31240,10 @@
       <w:ind w:left="440"/>
     </w:pPr>
   </w:style>
-  <w:style w:type="paragraph" w:styleId="192">
+  <w:style w:type="paragraph" w:styleId="877">
     <w:name w:val="toc 4"/>
-    <w:basedOn w:val="664"/>
-    <w:next w:val="664"/>
+    <w:basedOn w:val="886"/>
+    <w:next w:val="886"/>
     <w:uiPriority w:val="39"/>
     <w:unhideWhenUsed/>
     <w:pPr>
@@ -31239,10 +31252,10 @@
       <w:ind w:left="660"/>
     </w:pPr>
   </w:style>
-  <w:style w:type="paragraph" w:styleId="193">
+  <w:style w:type="paragraph" w:styleId="878">
     <w:name w:val="toc 5"/>
-    <w:basedOn w:val="664"/>
-    <w:next w:val="664"/>
+    <w:basedOn w:val="886"/>
+    <w:next w:val="886"/>
     <w:uiPriority w:val="39"/>
     <w:unhideWhenUsed/>
     <w:pPr>
@@ -31251,10 +31264,10 @@
       <w:ind w:left="880"/>
     </w:pPr>
   </w:style>
-  <w:style w:type="paragraph" w:styleId="194">
+  <w:style w:type="paragraph" w:styleId="879">
     <w:name w:val="toc 6"/>
-    <w:basedOn w:val="664"/>
-    <w:next w:val="664"/>
+    <w:basedOn w:val="886"/>
+    <w:next w:val="886"/>
     <w:uiPriority w:val="39"/>
     <w:unhideWhenUsed/>
     <w:pPr>
@@ -31263,10 +31276,10 @@
       <w:ind w:left="1100"/>
     </w:pPr>
   </w:style>
-  <w:style w:type="paragraph" w:styleId="195">
+  <w:style w:type="paragraph" w:styleId="880">
     <w:name w:val="toc 7"/>
-    <w:basedOn w:val="664"/>
-    <w:next w:val="664"/>
+    <w:basedOn w:val="886"/>
+    <w:next w:val="886"/>
     <w:uiPriority w:val="39"/>
     <w:unhideWhenUsed/>
     <w:pPr>
@@ -31275,10 +31288,10 @@
       <w:ind w:left="1320"/>
     </w:pPr>
   </w:style>
-  <w:style w:type="paragraph" w:styleId="196">
+  <w:style w:type="paragraph" w:styleId="881">
     <w:name w:val="toc 8"/>
-    <w:basedOn w:val="664"/>
-    <w:next w:val="664"/>
+    <w:basedOn w:val="886"/>
+    <w:next w:val="886"/>
     <w:uiPriority w:val="39"/>
     <w:unhideWhenUsed/>
     <w:pPr>
@@ -31287,10 +31300,10 @@
       <w:ind w:left="1540"/>
     </w:pPr>
   </w:style>
-  <w:style w:type="paragraph" w:styleId="197">
+  <w:style w:type="paragraph" w:styleId="882">
     <w:name w:val="toc 9"/>
-    <w:basedOn w:val="664"/>
-    <w:next w:val="664"/>
+    <w:basedOn w:val="886"/>
+    <w:next w:val="886"/>
     <w:uiPriority w:val="39"/>
     <w:unhideWhenUsed/>
     <w:pPr>
@@ -31299,9 +31312,9 @@
       <w:ind w:left="1760"/>
     </w:pPr>
   </w:style>
-  <w:style w:type="character" w:styleId="198">
+  <w:style w:type="character" w:styleId="883">
     <w:name w:val="Placeholder Text"/>
-    <w:basedOn w:val="148"/>
+    <w:basedOn w:val="836"/>
     <w:uiPriority w:val="99"/>
     <w:semiHidden/>
     <w:pPr>
@@ -31313,7 +31326,7 @@
       <w:color w:val="666666"/>
     </w:rPr>
   </w:style>
-  <w:style w:type="paragraph" w:styleId="208">
+  <w:style w:type="paragraph" w:styleId="884">
     <w:name w:val="TOC Heading"/>
     <w:uiPriority w:val="39"/>
     <w:unhideWhenUsed/>
@@ -31323,10 +31336,10 @@
       <w:ind/>
     </w:pPr>
   </w:style>
-  <w:style w:type="paragraph" w:styleId="209">
+  <w:style w:type="paragraph" w:styleId="885">
     <w:name w:val="table of figures"/>
-    <w:basedOn w:val="664"/>
-    <w:next w:val="664"/>
+    <w:basedOn w:val="886"/>
+    <w:next w:val="886"/>
     <w:uiPriority w:val="99"/>
     <w:unhideWhenUsed/>
     <w:pPr>
@@ -31335,7 +31348,7 @@
       <w:ind/>
     </w:pPr>
   </w:style>
-  <w:style w:type="paragraph" w:styleId="664" w:default="1">
+  <w:style w:type="paragraph" w:styleId="886" w:default="1">
     <w:name w:val="Normal"/>
     <w:qFormat/>
     <w:pPr>
@@ -31344,7 +31357,7 @@
       <w:ind/>
     </w:pPr>
   </w:style>
-  <w:style w:type="table" w:styleId="665" w:default="1">
+  <w:style w:type="table" w:styleId="887" w:default="1">
     <w:name w:val="Normal Table"/>
     <w:uiPriority w:val="99"/>
     <w:semiHidden/>
@@ -31537,7 +31550,7 @@
       </w:tcPr>
     </w:tblStylePr>
   </w:style>
-  <w:style w:type="numbering" w:styleId="666" w:default="1">
+  <w:style w:type="numbering" w:styleId="888" w:default="1">
     <w:name w:val="No List"/>
     <w:uiPriority w:val="99"/>
     <w:semiHidden/>
@@ -31548,9 +31561,9 @@
       <w:ind/>
     </w:pPr>
   </w:style>
-  <w:style w:type="paragraph" w:styleId="667">
+  <w:style w:type="paragraph" w:styleId="889">
     <w:name w:val="No Spacing"/>
-    <w:basedOn w:val="664"/>
+    <w:basedOn w:val="886"/>
     <w:uiPriority w:val="1"/>
     <w:qFormat/>
     <w:pPr>
@@ -31559,9 +31572,9 @@
       <w:ind/>
     </w:pPr>
   </w:style>
-  <w:style w:type="paragraph" w:styleId="668">
+  <w:style w:type="paragraph" w:styleId="890">
     <w:name w:val="List Paragraph"/>
-    <w:basedOn w:val="664"/>
+    <w:basedOn w:val="886"/>
     <w:uiPriority w:val="34"/>
     <w:qFormat/>
     <w:pPr>
